--- a/fuentes/633400_CF12_CFA.docx
+++ b/fuentes/633400_CF12_CFA.docx
@@ -1,6 +1,6 @@
 
 <file path=word/document.xml><?xml version="1.0" encoding="utf-8"?>
-<w:document xmlns:wpc="http://schemas.microsoft.com/office/word/2010/wordprocessingCanvas" xmlns:cx="http://schemas.microsoft.com/office/drawing/2014/chartex" xmlns:cx1="http://schemas.microsoft.com/office/drawing/2015/9/8/chartex" xmlns:cx2="http://schemas.microsoft.com/office/drawing/2015/10/21/chartex" xmlns:cx3="http://schemas.microsoft.com/office/drawing/2016/5/9/chartex" xmlns:cx4="http://schemas.microsoft.com/office/drawing/2016/5/10/chartex" xmlns:cx5="http://schemas.microsoft.com/office/drawing/2016/5/11/chartex" xmlns:cx6="http://schemas.microsoft.com/office/drawing/2016/5/12/chartex" xmlns:cx7="http://schemas.microsoft.com/office/drawing/2016/5/13/chartex" xmlns:cx8="http://schemas.microsoft.com/office/drawing/2016/5/14/chartex" xmlns:mc="http://schemas.openxmlformats.org/markup-compatibility/2006" xmlns:aink="http://schemas.microsoft.com/office/drawing/2016/ink" xmlns:am3d="http://schemas.microsoft.com/office/drawing/2017/model3d" xmlns:o="urn:schemas-microsoft-com:office:office" xmlns:oel="http://schemas.microsoft.com/office/2019/extlst" xmlns:r="http://schemas.openxmlformats.org/officeDocument/2006/relationships" xmlns:m="http://schemas.openxmlformats.org/officeDocument/2006/math" xmlns:v="urn:schemas-microsoft-com:vml" xmlns:wp14="http://schemas.microsoft.com/office/word/2010/wordprocessingDrawing" xmlns:wp="http://schemas.openxmlformats.org/drawingml/2006/wordprocessingDrawing" xmlns:w10="urn:schemas-microsoft-com:office:word" xmlns:w="http://schemas.openxmlformats.org/wordprocessingml/2006/main" xmlns:w14="http://schemas.microsoft.com/office/word/2010/wordml" xmlns:w15="http://schemas.microsoft.com/office/word/2012/wordml" xmlns:w16cex="http://schemas.microsoft.com/office/word/2018/wordml/cex" xmlns:w16cid="http://schemas.microsoft.com/office/word/2016/wordml/cid" xmlns:w16="http://schemas.microsoft.com/office/word/2018/wordml" xmlns:w16du="http://schemas.microsoft.com/office/word/2023/wordml/word16du" xmlns:w16sdtdh="http://schemas.microsoft.com/office/word/2020/wordml/sdtdatahash" xmlns:w16sdtfl="http://schemas.microsoft.com/office/word/2024/wordml/sdtformatlock" xmlns:w16se="http://schemas.microsoft.com/office/word/2015/wordml/symex" xmlns:wpg="http://schemas.microsoft.com/office/word/2010/wordprocessingGroup" xmlns:wpi="http://schemas.microsoft.com/office/word/2010/wordprocessingInk" xmlns:wne="http://schemas.microsoft.com/office/word/2006/wordml" xmlns:wps="http://schemas.microsoft.com/office/word/2010/wordprocessingShape" mc:Ignorable="w14 w15 w16se w16cid w16 w16cex w16sdtdh w16sdtfl w16du wp14">
+<w:document xmlns:wpc="http://schemas.microsoft.com/office/word/2010/wordprocessingCanvas" xmlns:cx="http://schemas.microsoft.com/office/drawing/2014/chartex" xmlns:cx1="http://schemas.microsoft.com/office/drawing/2015/9/8/chartex" xmlns:cx2="http://schemas.microsoft.com/office/drawing/2015/10/21/chartex" xmlns:cx3="http://schemas.microsoft.com/office/drawing/2016/5/9/chartex" xmlns:cx4="http://schemas.microsoft.com/office/drawing/2016/5/10/chartex" xmlns:cx5="http://schemas.microsoft.com/office/drawing/2016/5/11/chartex" xmlns:cx6="http://schemas.microsoft.com/office/drawing/2016/5/12/chartex" xmlns:cx7="http://schemas.microsoft.com/office/drawing/2016/5/13/chartex" xmlns:cx8="http://schemas.microsoft.com/office/drawing/2016/5/14/chartex" xmlns:mc="http://schemas.openxmlformats.org/markup-compatibility/2006" xmlns:m="http://schemas.openxmlformats.org/officeDocument/2006/math" xmlns:aink="http://schemas.microsoft.com/office/drawing/2016/ink" xmlns:am3d="http://schemas.microsoft.com/office/drawing/2017/model3d" xmlns:oel="http://schemas.microsoft.com/office/2019/extlst" xmlns:r="http://schemas.openxmlformats.org/officeDocument/2006/relationships" xmlns:wp14="http://schemas.microsoft.com/office/word/2010/wordprocessingDrawing" xmlns:wp="http://schemas.openxmlformats.org/drawingml/2006/wordprocessingDrawing" xmlns:wpg="http://schemas.microsoft.com/office/word/2010/wordprocessingGroup" xmlns:wpi="http://schemas.microsoft.com/office/word/2010/wordprocessingInk" xmlns:wps="http://schemas.microsoft.com/office/word/2010/wordprocessingShape" xmlns:o="urn:schemas-microsoft-com:office:office" xmlns:v="urn:schemas-microsoft-com:vml" xmlns:w10="urn:schemas-microsoft-com:office:word" xmlns:w="http://schemas.openxmlformats.org/wordprocessingml/2006/main" xmlns:w14="http://schemas.microsoft.com/office/word/2010/wordml" xmlns:w15="http://schemas.microsoft.com/office/word/2012/wordml" xmlns:w16cex="http://schemas.microsoft.com/office/word/2018/wordml/cex" xmlns:w16cid="http://schemas.microsoft.com/office/word/2016/wordml/cid" xmlns:w16="http://schemas.microsoft.com/office/word/2018/wordml" xmlns:w16sdtdh="http://schemas.microsoft.com/office/word/2020/wordml/sdtdatahash" xmlns:w16sdtfl="http://schemas.microsoft.com/office/word/2024/wordml/sdtformatlock" xmlns:w16se="http://schemas.microsoft.com/office/word/2015/wordml/symex" xmlns:w16du="http://schemas.microsoft.com/office/word/2023/wordml/word16du" xmlns:wne="http://schemas.microsoft.com/office/word/2006/wordml" mc:Ignorable="w14 w15 w16se w16cid w16 w16cex w16sdtdh w16sdtfl w16du wp14">
   <w:body>
     <w:p>
       <w:pPr>
@@ -318,7 +318,7 @@
                 <v:stroke joinstyle="miter"/>
                 <v:path gradientshapeok="t" o:connecttype="rect"/>
               </v:shapetype>
-              <v:shape id="Cuadro de texto 2" o:spid="_x0000_s1026" type="#_x0000_t202" alt="&quot;&quot;" style="position:absolute;left:0;text-align:left;margin-left:-25.2pt;margin-top:40pt;width:549pt;height:102.95pt;z-index:251663360;visibility:visible;mso-wrap-style:square;mso-width-percent:0;mso-height-percent:0;mso-wrap-distance-left:9pt;mso-wrap-distance-top:3.6pt;mso-wrap-distance-right:9pt;mso-wrap-distance-bottom:3.6pt;mso-position-horizontal:absolute;mso-position-horizontal-relative:margin;mso-position-vertical:absolute;mso-position-vertical-relative:text;mso-width-percent:0;mso-height-percent:0;mso-width-relative:margin;mso-height-relative:margin;v-text-anchor:top" o:gfxdata="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" filled="f" stroked="f">
+              <v:shape id="Cuadro de texto 2" o:spid="_x0000_s1026" type="#_x0000_t202" alt="&quot;&quot;" style="position:absolute;left:0;text-align:left;margin-left:-25.2pt;margin-top:40pt;width:549pt;height:102.95pt;z-index:251663360;visibility:visible;mso-wrap-style:square;mso-width-percent:0;mso-height-percent:0;mso-wrap-distance-left:9pt;mso-wrap-distance-top:3.6pt;mso-wrap-distance-right:9pt;mso-wrap-distance-bottom:3.6pt;mso-position-horizontal:absolute;mso-position-horizontal-relative:margin;mso-position-vertical:absolute;mso-position-vertical-relative:text;mso-width-percent:0;mso-height-percent:0;mso-width-relative:margin;mso-height-relative:margin;v-text-anchor:top" o:gfxdata="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" filled="f" stroked="f">
                 <v:textbox>
                   <w:txbxContent>
                     <w:p>
@@ -434,21 +434,7 @@
         <w:rPr>
           <w:rStyle w:val="TablaCar"/>
         </w:rPr>
-        <w:t xml:space="preserve">El componente formativo Formas de pago aborda los procesos operativos y tecnológicos relacionados con la gestión de cobros en establecimientos de alojamiento. A través de sus contenidos se analizan medios de pago, facturación hotelera, conciliación financiera, plataformas digitales y transformación tecnológica aplicada a los servicios financieros, fortaleciendo conocimientos necesarios para desarrollar procesos de pago organizados, eficientes y orientados a la experiencia del huésped en la </w:t>
-      </w:r>
-      <w:proofErr w:type="gramStart"/>
-      <w:r>
-        <w:rPr>
-          <w:rStyle w:val="TablaCar"/>
-        </w:rPr>
-        <w:t>hotelería contemporánea</w:t>
-      </w:r>
-      <w:proofErr w:type="gramEnd"/>
-      <w:r>
-        <w:rPr>
-          <w:rStyle w:val="TablaCar"/>
-        </w:rPr>
-        <w:t>.</w:t>
+        <w:t>El componente formativo Formas de pago aborda los procesos operativos y tecnológicos relacionados con la gestión de cobros en establecimientos de alojamiento. A través de sus contenidos se analizan medios de pago, facturación hotelera, conciliación financiera, plataformas digitales y transformación tecnológica aplicada a los servicios financieros, fortaleciendo conocimientos necesarios para desarrollar procesos de pago organizados, eficientes y orientados a la experiencia del huésped en la hotelería contemporánea.</w:t>
       </w:r>
     </w:p>
     <w:p>
@@ -547,7 +533,7 @@
               <w:noProof/>
               <w:sz w:val="24"/>
               <w:szCs w:val="24"/>
-              <w:lang w:eastAsia="es-CO"/>
+              <w:lang w:eastAsia="es-MX"/>
             </w:rPr>
           </w:pPr>
           <w:r>
@@ -559,7 +545,7 @@
           <w:r>
             <w:fldChar w:fldCharType="separate"/>
           </w:r>
-          <w:hyperlink w:anchor="_Toc240655320" w:history="1">
+          <w:hyperlink w:anchor="_Toc243989317" w:history="1">
             <w:r>
               <w:rPr>
                 <w:rStyle w:val="Hipervnculo"/>
@@ -586,7 +572,7 @@
                 <w:noProof/>
                 <w:webHidden/>
               </w:rPr>
-              <w:instrText xml:space="preserve"> PAGEREF _Toc240655320 \h </w:instrText>
+              <w:instrText xml:space="preserve"> PAGEREF _Toc243989317 \h </w:instrText>
             </w:r>
             <w:r>
               <w:rPr>
@@ -628,10 +614,10 @@
               <w:noProof/>
               <w:sz w:val="24"/>
               <w:szCs w:val="24"/>
-              <w:lang w:eastAsia="es-CO"/>
+              <w:lang w:eastAsia="es-MX"/>
             </w:rPr>
           </w:pPr>
-          <w:hyperlink w:anchor="_Toc240655321" w:history="1">
+          <w:hyperlink w:anchor="_Toc243989318" w:history="1">
             <w:r>
               <w:rPr>
                 <w:rStyle w:val="Hipervnculo"/>
@@ -658,7 +644,7 @@
                 <w:noProof/>
                 <w:webHidden/>
               </w:rPr>
-              <w:instrText xml:space="preserve"> PAGEREF _Toc240655321 \h </w:instrText>
+              <w:instrText xml:space="preserve"> PAGEREF _Toc243989318 \h </w:instrText>
             </w:r>
             <w:r>
               <w:rPr>
@@ -700,10 +686,10 @@
               <w:noProof/>
               <w:sz w:val="24"/>
               <w:szCs w:val="24"/>
-              <w:lang w:eastAsia="es-CO"/>
+              <w:lang w:eastAsia="es-MX"/>
             </w:rPr>
           </w:pPr>
-          <w:hyperlink w:anchor="_Toc240655322" w:history="1">
+          <w:hyperlink w:anchor="_Toc243989319" w:history="1">
             <w:r>
               <w:rPr>
                 <w:rStyle w:val="Hipervnculo"/>
@@ -730,7 +716,7 @@
                 <w:noProof/>
                 <w:webHidden/>
               </w:rPr>
-              <w:instrText xml:space="preserve"> PAGEREF _Toc240655322 \h </w:instrText>
+              <w:instrText xml:space="preserve"> PAGEREF _Toc243989319 \h </w:instrText>
             </w:r>
             <w:r>
               <w:rPr>
@@ -772,10 +758,10 @@
               <w:noProof/>
               <w:sz w:val="24"/>
               <w:szCs w:val="24"/>
-              <w:lang w:eastAsia="es-CO"/>
+              <w:lang w:eastAsia="es-MX"/>
             </w:rPr>
           </w:pPr>
-          <w:hyperlink w:anchor="_Toc240655323" w:history="1">
+          <w:hyperlink w:anchor="_Toc243989320" w:history="1">
             <w:r>
               <w:rPr>
                 <w:rStyle w:val="Hipervnculo"/>
@@ -802,7 +788,7 @@
                 <w:noProof/>
                 <w:webHidden/>
               </w:rPr>
-              <w:instrText xml:space="preserve"> PAGEREF _Toc240655323 \h </w:instrText>
+              <w:instrText xml:space="preserve"> PAGEREF _Toc243989320 \h </w:instrText>
             </w:r>
             <w:r>
               <w:rPr>
@@ -844,10 +830,10 @@
               <w:noProof/>
               <w:sz w:val="24"/>
               <w:szCs w:val="24"/>
-              <w:lang w:eastAsia="es-CO"/>
+              <w:lang w:eastAsia="es-MX"/>
             </w:rPr>
           </w:pPr>
-          <w:hyperlink w:anchor="_Toc240655324" w:history="1">
+          <w:hyperlink w:anchor="_Toc243989321" w:history="1">
             <w:r>
               <w:rPr>
                 <w:rStyle w:val="Hipervnculo"/>
@@ -874,7 +860,7 @@
                 <w:noProof/>
                 <w:webHidden/>
               </w:rPr>
-              <w:instrText xml:space="preserve"> PAGEREF _Toc240655324 \h </w:instrText>
+              <w:instrText xml:space="preserve"> PAGEREF _Toc243989321 \h </w:instrText>
             </w:r>
             <w:r>
               <w:rPr>
@@ -916,10 +902,10 @@
               <w:noProof/>
               <w:sz w:val="24"/>
               <w:szCs w:val="24"/>
-              <w:lang w:eastAsia="es-CO"/>
+              <w:lang w:eastAsia="es-MX"/>
             </w:rPr>
           </w:pPr>
-          <w:hyperlink w:anchor="_Toc240655325" w:history="1">
+          <w:hyperlink w:anchor="_Toc243989322" w:history="1">
             <w:r>
               <w:rPr>
                 <w:rStyle w:val="Hipervnculo"/>
@@ -946,7 +932,7 @@
                 <w:noProof/>
                 <w:webHidden/>
               </w:rPr>
-              <w:instrText xml:space="preserve"> PAGEREF _Toc240655325 \h </w:instrText>
+              <w:instrText xml:space="preserve"> PAGEREF _Toc243989322 \h </w:instrText>
             </w:r>
             <w:r>
               <w:rPr>
@@ -988,10 +974,10 @@
               <w:noProof/>
               <w:sz w:val="24"/>
               <w:szCs w:val="24"/>
-              <w:lang w:eastAsia="es-CO"/>
+              <w:lang w:eastAsia="es-MX"/>
             </w:rPr>
           </w:pPr>
-          <w:hyperlink w:anchor="_Toc240655326" w:history="1">
+          <w:hyperlink w:anchor="_Toc243989323" w:history="1">
             <w:r>
               <w:rPr>
                 <w:rStyle w:val="Hipervnculo"/>
@@ -1018,7 +1004,7 @@
                 <w:noProof/>
                 <w:webHidden/>
               </w:rPr>
-              <w:instrText xml:space="preserve"> PAGEREF _Toc240655326 \h </w:instrText>
+              <w:instrText xml:space="preserve"> PAGEREF _Toc243989323 \h </w:instrText>
             </w:r>
             <w:r>
               <w:rPr>
@@ -1060,10 +1046,10 @@
               <w:noProof/>
               <w:sz w:val="24"/>
               <w:szCs w:val="24"/>
-              <w:lang w:eastAsia="es-CO"/>
+              <w:lang w:eastAsia="es-MX"/>
             </w:rPr>
           </w:pPr>
-          <w:hyperlink w:anchor="_Toc240655327" w:history="1">
+          <w:hyperlink w:anchor="_Toc243989324" w:history="1">
             <w:r>
               <w:rPr>
                 <w:rStyle w:val="Hipervnculo"/>
@@ -1090,7 +1076,7 @@
                 <w:noProof/>
                 <w:webHidden/>
               </w:rPr>
-              <w:instrText xml:space="preserve"> PAGEREF _Toc240655327 \h </w:instrText>
+              <w:instrText xml:space="preserve"> PAGEREF _Toc243989324 \h </w:instrText>
             </w:r>
             <w:r>
               <w:rPr>
@@ -1132,10 +1118,10 @@
               <w:noProof/>
               <w:sz w:val="24"/>
               <w:szCs w:val="24"/>
-              <w:lang w:eastAsia="es-CO"/>
+              <w:lang w:eastAsia="es-MX"/>
             </w:rPr>
           </w:pPr>
-          <w:hyperlink w:anchor="_Toc240655328" w:history="1">
+          <w:hyperlink w:anchor="_Toc243989325" w:history="1">
             <w:r>
               <w:rPr>
                 <w:rStyle w:val="Hipervnculo"/>
@@ -1162,7 +1148,7 @@
                 <w:noProof/>
                 <w:webHidden/>
               </w:rPr>
-              <w:instrText xml:space="preserve"> PAGEREF _Toc240655328 \h </w:instrText>
+              <w:instrText xml:space="preserve"> PAGEREF _Toc243989325 \h </w:instrText>
             </w:r>
             <w:r>
               <w:rPr>
@@ -1204,10 +1190,10 @@
               <w:noProof/>
               <w:sz w:val="24"/>
               <w:szCs w:val="24"/>
-              <w:lang w:eastAsia="es-CO"/>
+              <w:lang w:eastAsia="es-MX"/>
             </w:rPr>
           </w:pPr>
-          <w:hyperlink w:anchor="_Toc240655329" w:history="1">
+          <w:hyperlink w:anchor="_Toc243989326" w:history="1">
             <w:r>
               <w:rPr>
                 <w:rStyle w:val="Hipervnculo"/>
@@ -1234,7 +1220,7 @@
                 <w:noProof/>
                 <w:webHidden/>
               </w:rPr>
-              <w:instrText xml:space="preserve"> PAGEREF _Toc240655329 \h </w:instrText>
+              <w:instrText xml:space="preserve"> PAGEREF _Toc243989326 \h </w:instrText>
             </w:r>
             <w:r>
               <w:rPr>
@@ -1276,10 +1262,10 @@
               <w:noProof/>
               <w:sz w:val="24"/>
               <w:szCs w:val="24"/>
-              <w:lang w:eastAsia="es-CO"/>
+              <w:lang w:eastAsia="es-MX"/>
             </w:rPr>
           </w:pPr>
-          <w:hyperlink w:anchor="_Toc240655330" w:history="1">
+          <w:hyperlink w:anchor="_Toc243989327" w:history="1">
             <w:r>
               <w:rPr>
                 <w:rStyle w:val="Hipervnculo"/>
@@ -1306,7 +1292,7 @@
                 <w:noProof/>
                 <w:webHidden/>
               </w:rPr>
-              <w:instrText xml:space="preserve"> PAGEREF _Toc240655330 \h </w:instrText>
+              <w:instrText xml:space="preserve"> PAGEREF _Toc243989327 \h </w:instrText>
             </w:r>
             <w:r>
               <w:rPr>
@@ -1348,10 +1334,10 @@
               <w:noProof/>
               <w:sz w:val="24"/>
               <w:szCs w:val="24"/>
-              <w:lang w:eastAsia="es-CO"/>
+              <w:lang w:eastAsia="es-MX"/>
             </w:rPr>
           </w:pPr>
-          <w:hyperlink w:anchor="_Toc240655331" w:history="1">
+          <w:hyperlink w:anchor="_Toc243989328" w:history="1">
             <w:r>
               <w:rPr>
                 <w:rStyle w:val="Hipervnculo"/>
@@ -1378,7 +1364,7 @@
                 <w:noProof/>
                 <w:webHidden/>
               </w:rPr>
-              <w:instrText xml:space="preserve"> PAGEREF _Toc240655331 \h </w:instrText>
+              <w:instrText xml:space="preserve"> PAGEREF _Toc243989328 \h </w:instrText>
             </w:r>
             <w:r>
               <w:rPr>
@@ -1420,10 +1406,10 @@
               <w:noProof/>
               <w:sz w:val="24"/>
               <w:szCs w:val="24"/>
-              <w:lang w:eastAsia="es-CO"/>
+              <w:lang w:eastAsia="es-MX"/>
             </w:rPr>
           </w:pPr>
-          <w:hyperlink w:anchor="_Toc240655332" w:history="1">
+          <w:hyperlink w:anchor="_Toc243989329" w:history="1">
             <w:r>
               <w:rPr>
                 <w:rStyle w:val="Hipervnculo"/>
@@ -1450,7 +1436,7 @@
                 <w:noProof/>
                 <w:webHidden/>
               </w:rPr>
-              <w:instrText xml:space="preserve"> PAGEREF _Toc240655332 \h </w:instrText>
+              <w:instrText xml:space="preserve"> PAGEREF _Toc243989329 \h </w:instrText>
             </w:r>
             <w:r>
               <w:rPr>
@@ -1492,10 +1478,10 @@
               <w:noProof/>
               <w:sz w:val="24"/>
               <w:szCs w:val="24"/>
-              <w:lang w:eastAsia="es-CO"/>
+              <w:lang w:eastAsia="es-MX"/>
             </w:rPr>
           </w:pPr>
-          <w:hyperlink w:anchor="_Toc240655333" w:history="1">
+          <w:hyperlink w:anchor="_Toc243989330" w:history="1">
             <w:r>
               <w:rPr>
                 <w:rStyle w:val="Hipervnculo"/>
@@ -1522,7 +1508,7 @@
                 <w:noProof/>
                 <w:webHidden/>
               </w:rPr>
-              <w:instrText xml:space="preserve"> PAGEREF _Toc240655333 \h </w:instrText>
+              <w:instrText xml:space="preserve"> PAGEREF _Toc243989330 \h </w:instrText>
             </w:r>
             <w:r>
               <w:rPr>
@@ -1564,10 +1550,10 @@
               <w:noProof/>
               <w:sz w:val="24"/>
               <w:szCs w:val="24"/>
-              <w:lang w:eastAsia="es-CO"/>
+              <w:lang w:eastAsia="es-MX"/>
             </w:rPr>
           </w:pPr>
-          <w:hyperlink w:anchor="_Toc240655334" w:history="1">
+          <w:hyperlink w:anchor="_Toc243989331" w:history="1">
             <w:r>
               <w:rPr>
                 <w:rStyle w:val="Hipervnculo"/>
@@ -1594,7 +1580,7 @@
                 <w:noProof/>
                 <w:webHidden/>
               </w:rPr>
-              <w:instrText xml:space="preserve"> PAGEREF _Toc240655334 \h </w:instrText>
+              <w:instrText xml:space="preserve"> PAGEREF _Toc243989331 \h </w:instrText>
             </w:r>
             <w:r>
               <w:rPr>
@@ -1636,10 +1622,10 @@
               <w:noProof/>
               <w:sz w:val="24"/>
               <w:szCs w:val="24"/>
-              <w:lang w:eastAsia="es-CO"/>
+              <w:lang w:eastAsia="es-MX"/>
             </w:rPr>
           </w:pPr>
-          <w:hyperlink w:anchor="_Toc240655335" w:history="1">
+          <w:hyperlink w:anchor="_Toc243989332" w:history="1">
             <w:r>
               <w:rPr>
                 <w:rStyle w:val="Hipervnculo"/>
@@ -1666,7 +1652,7 @@
                 <w:noProof/>
                 <w:webHidden/>
               </w:rPr>
-              <w:instrText xml:space="preserve"> PAGEREF _Toc240655335 \h </w:instrText>
+              <w:instrText xml:space="preserve"> PAGEREF _Toc243989332 \h </w:instrText>
             </w:r>
             <w:r>
               <w:rPr>
@@ -1708,10 +1694,10 @@
               <w:noProof/>
               <w:sz w:val="24"/>
               <w:szCs w:val="24"/>
-              <w:lang w:eastAsia="es-CO"/>
+              <w:lang w:eastAsia="es-MX"/>
             </w:rPr>
           </w:pPr>
-          <w:hyperlink w:anchor="_Toc240655336" w:history="1">
+          <w:hyperlink w:anchor="_Toc243989333" w:history="1">
             <w:r>
               <w:rPr>
                 <w:rStyle w:val="Hipervnculo"/>
@@ -1738,7 +1724,7 @@
                 <w:noProof/>
                 <w:webHidden/>
               </w:rPr>
-              <w:instrText xml:space="preserve"> PAGEREF _Toc240655336 \h </w:instrText>
+              <w:instrText xml:space="preserve"> PAGEREF _Toc243989333 \h </w:instrText>
             </w:r>
             <w:r>
               <w:rPr>
@@ -1780,10 +1766,10 @@
               <w:noProof/>
               <w:sz w:val="24"/>
               <w:szCs w:val="24"/>
-              <w:lang w:eastAsia="es-CO"/>
+              <w:lang w:eastAsia="es-MX"/>
             </w:rPr>
           </w:pPr>
-          <w:hyperlink w:anchor="_Toc240655337" w:history="1">
+          <w:hyperlink w:anchor="_Toc243989334" w:history="1">
             <w:r>
               <w:rPr>
                 <w:rStyle w:val="Hipervnculo"/>
@@ -1810,7 +1796,7 @@
                 <w:noProof/>
                 <w:webHidden/>
               </w:rPr>
-              <w:instrText xml:space="preserve"> PAGEREF _Toc240655337 \h </w:instrText>
+              <w:instrText xml:space="preserve"> PAGEREF _Toc243989334 \h </w:instrText>
             </w:r>
             <w:r>
               <w:rPr>
@@ -1852,10 +1838,10 @@
               <w:noProof/>
               <w:sz w:val="24"/>
               <w:szCs w:val="24"/>
-              <w:lang w:eastAsia="es-CO"/>
+              <w:lang w:eastAsia="es-MX"/>
             </w:rPr>
           </w:pPr>
-          <w:hyperlink w:anchor="_Toc240655338" w:history="1">
+          <w:hyperlink w:anchor="_Toc243989335" w:history="1">
             <w:r>
               <w:rPr>
                 <w:rStyle w:val="Hipervnculo"/>
@@ -1882,7 +1868,7 @@
                 <w:noProof/>
                 <w:webHidden/>
               </w:rPr>
-              <w:instrText xml:space="preserve"> PAGEREF _Toc240655338 \h </w:instrText>
+              <w:instrText xml:space="preserve"> PAGEREF _Toc243989335 \h </w:instrText>
             </w:r>
             <w:r>
               <w:rPr>
@@ -1924,10 +1910,10 @@
               <w:noProof/>
               <w:sz w:val="24"/>
               <w:szCs w:val="24"/>
-              <w:lang w:eastAsia="es-CO"/>
+              <w:lang w:eastAsia="es-MX"/>
             </w:rPr>
           </w:pPr>
-          <w:hyperlink w:anchor="_Toc240655339" w:history="1">
+          <w:hyperlink w:anchor="_Toc243989336" w:history="1">
             <w:r>
               <w:rPr>
                 <w:rStyle w:val="Hipervnculo"/>
@@ -1954,7 +1940,7 @@
                 <w:noProof/>
                 <w:webHidden/>
               </w:rPr>
-              <w:instrText xml:space="preserve"> PAGEREF _Toc240655339 \h </w:instrText>
+              <w:instrText xml:space="preserve"> PAGEREF _Toc243989336 \h </w:instrText>
             </w:r>
             <w:r>
               <w:rPr>
@@ -1996,10 +1982,10 @@
               <w:noProof/>
               <w:sz w:val="24"/>
               <w:szCs w:val="24"/>
-              <w:lang w:eastAsia="es-CO"/>
+              <w:lang w:eastAsia="es-MX"/>
             </w:rPr>
           </w:pPr>
-          <w:hyperlink w:anchor="_Toc240655340" w:history="1">
+          <w:hyperlink w:anchor="_Toc243989337" w:history="1">
             <w:r>
               <w:rPr>
                 <w:rStyle w:val="Hipervnculo"/>
@@ -2026,7 +2012,7 @@
                 <w:noProof/>
                 <w:webHidden/>
               </w:rPr>
-              <w:instrText xml:space="preserve"> PAGEREF _Toc240655340 \h </w:instrText>
+              <w:instrText xml:space="preserve"> PAGEREF _Toc243989337 \h </w:instrText>
             </w:r>
             <w:r>
               <w:rPr>
@@ -2068,10 +2054,10 @@
               <w:noProof/>
               <w:sz w:val="24"/>
               <w:szCs w:val="24"/>
-              <w:lang w:eastAsia="es-CO"/>
+              <w:lang w:eastAsia="es-MX"/>
             </w:rPr>
           </w:pPr>
-          <w:hyperlink w:anchor="_Toc240655341" w:history="1">
+          <w:hyperlink w:anchor="_Toc243989338" w:history="1">
             <w:r>
               <w:rPr>
                 <w:rStyle w:val="Hipervnculo"/>
@@ -2098,7 +2084,7 @@
                 <w:noProof/>
                 <w:webHidden/>
               </w:rPr>
-              <w:instrText xml:space="preserve"> PAGEREF _Toc240655341 \h </w:instrText>
+              <w:instrText xml:space="preserve"> PAGEREF _Toc243989338 \h </w:instrText>
             </w:r>
             <w:r>
               <w:rPr>
@@ -2140,10 +2126,10 @@
               <w:noProof/>
               <w:sz w:val="24"/>
               <w:szCs w:val="24"/>
-              <w:lang w:eastAsia="es-CO"/>
+              <w:lang w:eastAsia="es-MX"/>
             </w:rPr>
           </w:pPr>
-          <w:hyperlink w:anchor="_Toc240655342" w:history="1">
+          <w:hyperlink w:anchor="_Toc243989339" w:history="1">
             <w:r>
               <w:rPr>
                 <w:rStyle w:val="Hipervnculo"/>
@@ -2170,7 +2156,7 @@
                 <w:noProof/>
                 <w:webHidden/>
               </w:rPr>
-              <w:instrText xml:space="preserve"> PAGEREF _Toc240655342 \h </w:instrText>
+              <w:instrText xml:space="preserve"> PAGEREF _Toc243989339 \h </w:instrText>
             </w:r>
             <w:r>
               <w:rPr>
@@ -2212,10 +2198,10 @@
               <w:noProof/>
               <w:sz w:val="24"/>
               <w:szCs w:val="24"/>
-              <w:lang w:eastAsia="es-CO"/>
+              <w:lang w:eastAsia="es-MX"/>
             </w:rPr>
           </w:pPr>
-          <w:hyperlink w:anchor="_Toc240655343" w:history="1">
+          <w:hyperlink w:anchor="_Toc243989340" w:history="1">
             <w:r>
               <w:rPr>
                 <w:rStyle w:val="Hipervnculo"/>
@@ -2242,7 +2228,7 @@
                 <w:noProof/>
                 <w:webHidden/>
               </w:rPr>
-              <w:instrText xml:space="preserve"> PAGEREF _Toc240655343 \h </w:instrText>
+              <w:instrText xml:space="preserve"> PAGEREF _Toc243989340 \h </w:instrText>
             </w:r>
             <w:r>
               <w:rPr>
@@ -2290,7 +2276,7 @@
       <w:pPr>
         <w:pStyle w:val="Titulosgenerales"/>
       </w:pPr>
-      <w:bookmarkStart w:id="0" w:name="_Toc240655320"/>
+      <w:bookmarkStart w:id="0" w:name="_Toc243989317"/>
       <w:r>
         <w:lastRenderedPageBreak/>
         <w:t>Introducción</w:t>
@@ -2320,7 +2306,7 @@
       <w:pPr>
         <w:pStyle w:val="Ttulo1"/>
       </w:pPr>
-      <w:bookmarkStart w:id="1" w:name="_Toc240655321"/>
+      <w:bookmarkStart w:id="1" w:name="_Toc243989318"/>
       <w:r>
         <w:lastRenderedPageBreak/>
         <w:t>Fundamentos de las formas de pago en hotelería</w:t>
@@ -2346,7 +2332,7 @@
       <w:pPr>
         <w:pStyle w:val="Ttulo2"/>
       </w:pPr>
-      <w:bookmarkStart w:id="2" w:name="_Toc240655322"/>
+      <w:bookmarkStart w:id="2" w:name="_Toc243989319"/>
       <w:r>
         <w:lastRenderedPageBreak/>
         <w:t>Evolución de los medios de pago</w:t>
@@ -2522,7 +2508,7 @@
           <w:bCs/>
         </w:rPr>
         <w:lastRenderedPageBreak/>
-        <w:t>A partir de 2015 en adelante</w:t>
+        <w:t>De 2015 en adelante</w:t>
       </w:r>
     </w:p>
     <w:p>
@@ -2576,7 +2562,7 @@
       <w:pPr>
         <w:pStyle w:val="Ttulo2"/>
       </w:pPr>
-      <w:bookmarkStart w:id="3" w:name="_Toc240655323"/>
+      <w:bookmarkStart w:id="3" w:name="_Toc243989320"/>
       <w:r>
         <w:lastRenderedPageBreak/>
         <w:t>Formas de pago tradicionales y digitales</w:t>
@@ -3011,7 +2997,7 @@
       <w:pPr>
         <w:pStyle w:val="Ttulo2"/>
       </w:pPr>
-      <w:bookmarkStart w:id="4" w:name="_Toc240655324"/>
+      <w:bookmarkStart w:id="4" w:name="_Toc243989321"/>
       <w:r>
         <w:t>Proceso de cobro y soportes de pago</w:t>
       </w:r>
@@ -3224,7 +3210,7 @@
       <w:pPr>
         <w:pStyle w:val="Ttulo2"/>
       </w:pPr>
-      <w:bookmarkStart w:id="5" w:name="_Toc240655325"/>
+      <w:bookmarkStart w:id="5" w:name="_Toc243989322"/>
       <w:r>
         <w:t>Tendencias actuales en pagos hoteleros</w:t>
       </w:r>
@@ -3760,7 +3746,7 @@
       <w:pPr>
         <w:pStyle w:val="Ttulo1"/>
       </w:pPr>
-      <w:bookmarkStart w:id="6" w:name="_Toc240655326"/>
+      <w:bookmarkStart w:id="6" w:name="_Toc243989323"/>
       <w:r>
         <w:lastRenderedPageBreak/>
         <w:t>Operación de pagos y facturación hotelera</w:t>
@@ -3786,7 +3772,7 @@
       <w:pPr>
         <w:pStyle w:val="Ttulo2"/>
       </w:pPr>
-      <w:bookmarkStart w:id="7" w:name="_Toc240655327"/>
+      <w:bookmarkStart w:id="7" w:name="_Toc243989324"/>
       <w:r>
         <w:t>Cobro de alojamiento, consumos y servicios adicionales</w:t>
       </w:r>
@@ -4085,7 +4071,7 @@
       <w:pPr>
         <w:pStyle w:val="Ttulo2"/>
       </w:pPr>
-      <w:bookmarkStart w:id="8" w:name="_Toc240655328"/>
+      <w:bookmarkStart w:id="8" w:name="_Toc243989325"/>
       <w:r>
         <w:t>Facturación hotelera y garantías de pago</w:t>
       </w:r>
@@ -4654,7 +4640,7 @@
       <w:pPr>
         <w:pStyle w:val="Ttulo2"/>
       </w:pPr>
-      <w:bookmarkStart w:id="9" w:name="_Toc240655329"/>
+      <w:bookmarkStart w:id="9" w:name="_Toc243989326"/>
       <w:r>
         <w:t>Conciliación, cierre de caja e inconsistencias operativas</w:t>
       </w:r>
@@ -4677,7 +4663,13 @@
         <w:t>vouchers</w:t>
       </w:r>
       <w:r>
-        <w:t>, facturación generada, movimientos registrados en el PMS. Durante este proceso pueden identificarse inconsistencias operativas relacionadas con aspectos como errores de digitación, cobro</w:t>
+        <w:t>, facturación generada</w:t>
+      </w:r>
+      <w:r>
+        <w:t xml:space="preserve"> y</w:t>
+      </w:r>
+      <w:r>
+        <w:t xml:space="preserve"> movimientos registrados en el PMS. Durante este proceso pueden identificarse inconsistencias operativas relacionadas con aspectos como errores de digitación, cobro</w:t>
       </w:r>
       <w:r>
         <w:t>s</w:t>
@@ -4783,7 +4775,7 @@
       <w:pPr>
         <w:pStyle w:val="Ttulo2"/>
       </w:pPr>
-      <w:bookmarkStart w:id="10" w:name="_Toc240655330"/>
+      <w:bookmarkStart w:id="10" w:name="_Toc243989327"/>
       <w:r>
         <w:t>Atención al huésped durante el proceso de pago</w:t>
       </w:r>
@@ -5253,7 +5245,7 @@
       <w:pPr>
         <w:pStyle w:val="Ttulo1"/>
       </w:pPr>
-      <w:bookmarkStart w:id="11" w:name="_Toc240655331"/>
+      <w:bookmarkStart w:id="11" w:name="_Toc243989328"/>
       <w:r>
         <w:lastRenderedPageBreak/>
         <w:t>Tecnología aplicada a pagos hoteleros</w:t>
@@ -5283,7 +5275,7 @@
       <w:pPr>
         <w:pStyle w:val="Ttulo2"/>
       </w:pPr>
-      <w:bookmarkStart w:id="12" w:name="_Toc240655332"/>
+      <w:bookmarkStart w:id="12" w:name="_Toc243989329"/>
       <w:r>
         <w:t>Integración de PMS y plataformas de pago</w:t>
       </w:r>
@@ -5388,7 +5380,7 @@
       <w:pPr>
         <w:pStyle w:val="Ttulo2"/>
       </w:pPr>
-      <w:bookmarkStart w:id="13" w:name="_Toc240655333"/>
+      <w:bookmarkStart w:id="13" w:name="_Toc243989330"/>
       <w:r>
         <w:t>Pasarelas de pago y automatización financiera</w:t>
       </w:r>
@@ -5675,7 +5667,7 @@
       <w:pPr>
         <w:pStyle w:val="Ttulo2"/>
       </w:pPr>
-      <w:bookmarkStart w:id="14" w:name="_Toc240655334"/>
+      <w:bookmarkStart w:id="14" w:name="_Toc243989331"/>
       <w:r>
         <w:t>Riesgos operativos en transacciones hoteleras</w:t>
       </w:r>
@@ -5785,7 +5777,7 @@
       <w:pPr>
         <w:pStyle w:val="Ttulo2"/>
       </w:pPr>
-      <w:bookmarkStart w:id="15" w:name="_Toc240655335"/>
+      <w:bookmarkStart w:id="15" w:name="_Toc243989332"/>
       <w:r>
         <w:t xml:space="preserve">Buenas prácticas </w:t>
       </w:r>
@@ -5883,7 +5875,13 @@
     </w:p>
     <w:p>
       <w:r>
-        <w:t>Actualmente, muchos hoteles complementan estos procedimientos mediante herramientas digitales que permiten comprobantes electrónicos, facturación automatizada, actualización inmediata de cuentas del huésped e integración financiera en tiempo real. Esta</w:t>
+        <w:t xml:space="preserve">Actualmente, muchos hoteles complementan estos procedimientos mediante herramientas digitales que permiten </w:t>
+      </w:r>
+      <w:r>
+        <w:t xml:space="preserve">generar </w:t>
+      </w:r>
+      <w:r>
+        <w:t>comprobantes electrónicos, facturación automatizada, actualización inmediata de cuentas del huésped e integración financiera en tiempo real. Esta</w:t>
       </w:r>
       <w:r>
         <w:t>s</w:t>
@@ -5929,10 +5927,10 @@
           <w:noProof/>
         </w:rPr>
         <w:drawing>
-          <wp:inline distT="0" distB="0" distL="0" distR="0" wp14:anchorId="3C1063AD" wp14:editId="5DED13A2">
+          <wp:inline distT="0" distB="0" distL="0" distR="0" wp14:anchorId="3C1063AD" wp14:editId="547A2D14">
             <wp:extent cx="4680000" cy="2511769"/>
             <wp:effectExtent l="0" t="0" r="6350" b="3175"/>
-            <wp:docPr id="517294535" name="Imagen 6" descr="La figura 4 presenta seis buenas prácticas orientadas a fortalecer la organización, precisión y control de los procesos de pago en establecimientos de alojamiento. Dichas prácticas son: verificación de datos, validación de transacciones, generación de reportes, actualización de registros, comunicación clara y control operativo."/>
+            <wp:docPr id="517294535" name="Imagen 6" descr="La figura 4 presenta seis buenas prácticas orientadas a fortalecer la organización, precisión y control de los procesos de pago en establecimientos de alojamiento. &#10;Dichas prácticas son: verificación de datos, validación de transacciones, generación de soportes, actualización de registros, comunicación clara y control operativo.&#10;&#10;"/>
             <wp:cNvGraphicFramePr>
               <a:graphicFrameLocks xmlns:a="http://schemas.openxmlformats.org/drawingml/2006/main" noChangeAspect="1"/>
             </wp:cNvGraphicFramePr>
@@ -5940,7 +5938,7 @@
               <a:graphicData uri="http://schemas.openxmlformats.org/drawingml/2006/picture">
                 <pic:pic xmlns:pic="http://schemas.openxmlformats.org/drawingml/2006/picture">
                   <pic:nvPicPr>
-                    <pic:cNvPr id="0" name="Picture 7" descr="La figura 4 presenta seis buenas prácticas orientadas a fortalecer la organización, precisión y control de los procesos de pago en establecimientos de alojamiento. Dichas prácticas son: verificación de datos, validación de transacciones, generación de reportes, actualización de registros, comunicación clara y control operativo."/>
+                    <pic:cNvPr id="517294535" name="Imagen 6" descr="La figura 4 presenta seis buenas prácticas orientadas a fortalecer la organización, precisión y control de los procesos de pago en establecimientos de alojamiento. &#10;Dichas prácticas son: verificación de datos, validación de transacciones, generación de soportes, actualización de registros, comunicación clara y control operativo.&#10;&#10;"/>
                     <pic:cNvPicPr>
                       <a:picLocks noChangeAspect="1" noChangeArrowheads="1"/>
                     </pic:cNvPicPr>
@@ -5980,7 +5978,7 @@
     </w:p>
     <w:p>
       <w:r>
-        <w:t>Es así como, la adecuada gestión de transacciones digitales y la aplicación de buenas prácticas operativas permiten reducir inconsistencias, mejorar el control financiero y fortalecer la experiencia del cliente durante los procesos de cobro y facturación. En este contexto, la transformación tecnológica continúa consolidándose como un elemento fundamental para la competitividad y modernización de la operación hotelera.</w:t>
+        <w:t>Es así como la adecuada gestión de transacciones digitales y la aplicación de buenas prácticas operativas permiten reducir inconsistencias, mejorar el control financiero y fortalecer la experiencia del cliente durante los procesos de cobro y facturación. En este contexto, la transformación tecnológica continúa consolidándose como un elemento fundamental para la competitividad y modernización de la operación hotelera.</w:t>
       </w:r>
       <w:r>
         <w:br w:type="page"/>
@@ -5990,7 +5988,7 @@
       <w:pPr>
         <w:pStyle w:val="Ttulo1"/>
       </w:pPr>
-      <w:bookmarkStart w:id="16" w:name="_Toc240655336"/>
+      <w:bookmarkStart w:id="16" w:name="_Toc243989333"/>
       <w:r>
         <w:lastRenderedPageBreak/>
         <w:t>Normativa de transformación digital en los pagos</w:t>
@@ -6011,7 +6009,7 @@
       <w:pPr>
         <w:pStyle w:val="Ttulo2"/>
       </w:pPr>
-      <w:bookmarkStart w:id="17" w:name="_Toc240655337"/>
+      <w:bookmarkStart w:id="17" w:name="_Toc243989334"/>
       <w:r>
         <w:t>Normativa aplicada a facturación y medios de pago</w:t>
       </w:r>
@@ -6510,15 +6508,7 @@
         <w:tab/>
       </w:r>
       <w:r>
-        <w:t xml:space="preserve">La evolución de la facturación en </w:t>
-      </w:r>
-      <w:proofErr w:type="gramStart"/>
-      <w:r>
-        <w:t>la hotelería</w:t>
-      </w:r>
-      <w:proofErr w:type="gramEnd"/>
-      <w:r>
-        <w:t xml:space="preserve"> refleja el avance de las tecnologías de la información y la transformación digital del sector. La tabla anterior, muestra cómo la facturación electrónica supera a la facturación tradicional al automatizar procesos, reducir el uso de documentos físicos, agilizar las transacciones y facilitar la integración con los sistemas de gestión hotelera (PMS). Estas ventajas mejoran la eficiencia operativa, fortalecen el control financiero y permiten ofrecer un servicio más ágil y seguro a los huéspedes.</w:t>
+        <w:t>La evolución de la facturación en la hotelería refleja el avance de las tecnologías de la información y la transformación digital del sector. La tabla anterior, muestra cómo la facturación electrónica supera a la facturación tradicional al automatizar procesos, reducir el uso de documentos físicos, agilizar las transacciones y facilitar la integración con los sistemas de gestión hotelera (PMS). Estas ventajas mejoran la eficiencia operativa, fortalecen el control financiero y permiten ofrecer un servicio más ágil y seguro a los huéspedes.</w:t>
       </w:r>
     </w:p>
     <w:p>
@@ -6542,7 +6532,7 @@
       <w:pPr>
         <w:pStyle w:val="Ttulo2"/>
       </w:pPr>
-      <w:bookmarkStart w:id="18" w:name="_Toc240655338"/>
+      <w:bookmarkStart w:id="18" w:name="_Toc243989335"/>
       <w:r>
         <w:t>Protección al consumidor y transparencia en cobros</w:t>
       </w:r>
@@ -6642,25 +6632,41 @@
     </w:p>
     <w:p>
       <w:r>
-        <w:t xml:space="preserve">Lo invitamos a consultar los derechos, deberes y garantías en el sector turístico que tienen los usuarios en la página de la Confederación Colombiana de Consumidores: </w:t>
+        <w:t>Lo invitamos a consultar la información sobre los derechos y mecanismos de protección de los consumidores en Colombia, disponible en el portal oficial de la Superintendencia de Industria y Comercio (SIC):</w:t>
+      </w:r>
+      <w:r>
+        <w:t xml:space="preserve"> </w:t>
       </w:r>
       <w:hyperlink r:id="rId18" w:history="1">
         <w:r>
           <w:rPr>
             <w:rStyle w:val="Hipervnculo"/>
           </w:rPr>
-          <w:t>https://ccconsumidores.org.co/derechos-deberes-y-garantias-en-el-sector-turistico/</w:t>
+          <w:t>https://www.sic.gov</w:t>
+        </w:r>
+        <w:r>
+          <w:rPr>
+            <w:rStyle w:val="Hipervnculo"/>
+          </w:rPr>
+          <w:t>.</w:t>
+        </w:r>
+        <w:r>
+          <w:rPr>
+            <w:rStyle w:val="Hipervnculo"/>
+          </w:rPr>
+          <w:t>co/</w:t>
         </w:r>
       </w:hyperlink>
       <w:r>
-        <w:t xml:space="preserve"> </w:t>
-      </w:r>
-    </w:p>
+        <w:t>.</w:t>
+      </w:r>
+    </w:p>
+    <w:p/>
     <w:p>
       <w:pPr>
         <w:pStyle w:val="Ttulo2"/>
       </w:pPr>
-      <w:bookmarkStart w:id="19" w:name="_Toc240655339"/>
+      <w:bookmarkStart w:id="19" w:name="_Toc243989336"/>
       <w:r>
         <w:t>Transformación digital y tendencias tecnológicas en pagos hoteleros</w:t>
       </w:r>
@@ -6673,15 +6679,7 @@
     </w:p>
     <w:p>
       <w:r>
-        <w:t xml:space="preserve">En la </w:t>
-      </w:r>
-      <w:proofErr w:type="gramStart"/>
-      <w:r>
-        <w:t>hotelería contemporánea</w:t>
-      </w:r>
-      <w:proofErr w:type="gramEnd"/>
-      <w:r>
-        <w:t>, los huéspedes buscan experiencias rápidas, seguras y flexibles durante el proceso de reserva, estadía y salida del hotel. Por esta razón, los establecimientos incorporan herramientas digitales que permiten realizar pagos mediante aplicaciones móviles, códigos QR, billeteras digitales, plataformas bancarias y sistemas de pago sin contacto (</w:t>
+        <w:t>En la hotelería contemporánea, los huéspedes buscan experiencias rápidas, seguras y flexibles durante el proceso de reserva, estadía y salida del hotel. Por esta razón, los establecimientos incorporan herramientas digitales que permiten realizar pagos mediante aplicaciones móviles, códigos QR, billeteras digitales, plataformas bancarias y sistemas de pago sin contacto (</w:t>
       </w:r>
       <w:r>
         <w:rPr>
@@ -6690,7 +6688,11 @@
         <w:t>contactless</w:t>
       </w:r>
       <w:r>
-        <w:t xml:space="preserve">). Estas soluciones disminuyen tiempos de espera y favorecen procesos más cómodos y organizados durante el </w:t>
+        <w:t xml:space="preserve">). Estas soluciones disminuyen </w:t>
+      </w:r>
+      <w:r>
+        <w:lastRenderedPageBreak/>
+        <w:t xml:space="preserve">tiempos de espera y favorecen procesos más cómodos y organizados durante el </w:t>
       </w:r>
       <w:r>
         <w:rPr>
@@ -6710,7 +6712,6 @@
     </w:p>
     <w:p>
       <w:r>
-        <w:lastRenderedPageBreak/>
         <w:t>A continuación, se presenta la secuencia que ilustra la experiencia digital del huésped durante el proceso de pago:</w:t>
       </w:r>
     </w:p>
@@ -6984,11 +6985,11 @@
     </w:p>
     <w:p>
       <w:r>
-        <w:t xml:space="preserve">La evolución tecnológica también ha fortalecido la capacidad de los hoteles para desarrollar operaciones más organizadas y seguras. Actualmente, muchas plataformas permiten monitorear transacciones en tiempo real, validar pagos automáticamente y mantener actualización permanente de registros financieros integrados al PMS. Esto </w:t>
+        <w:t xml:space="preserve">La evolución tecnológica también ha fortalecido la capacidad de los hoteles para desarrollar operaciones más organizadas y seguras. Actualmente, muchas plataformas </w:t>
       </w:r>
       <w:r>
         <w:lastRenderedPageBreak/>
-        <w:t>contribuye a disminuir inconsistencias operativas y mejorar la trazabilidad de las transacciones realizadas durante la estadía.</w:t>
+        <w:t>permiten monitorear transacciones en tiempo real, validar pagos automáticamente y mantener actualización permanente de registros financieros integrados al PMS. Esto contribuye a disminuir inconsistencias operativas y mejorar la trazabilidad de las transacciones realizadas durante la estadía.</w:t>
       </w:r>
     </w:p>
     <w:p>
@@ -7141,6 +7142,7 @@
                 <w:b/>
                 <w:bCs/>
               </w:rPr>
+              <w:lastRenderedPageBreak/>
               <w:t>Hombre</w:t>
             </w:r>
             <w:r>
@@ -7153,7 +7155,6 @@
                 <w:b/>
                 <w:bCs/>
               </w:rPr>
-              <w:lastRenderedPageBreak/>
               <w:t>Mujer</w:t>
             </w:r>
             <w:r>
@@ -7441,7 +7442,7 @@
           <w:u w:val="single"/>
         </w:rPr>
       </w:pPr>
-      <w:bookmarkStart w:id="20" w:name="_Toc240655340"/>
+      <w:bookmarkStart w:id="20" w:name="_Toc243989337"/>
       <w:r>
         <w:lastRenderedPageBreak/>
         <w:t>Síntesis</w:t>
@@ -7529,10 +7530,10 @@
         </w:rPr>
         <w:lastRenderedPageBreak/>
         <w:drawing>
-          <wp:inline distT="0" distB="0" distL="0" distR="0" wp14:anchorId="6006CEEA" wp14:editId="57B8E835">
+          <wp:inline distT="0" distB="0" distL="0" distR="0" wp14:anchorId="6006CEEA" wp14:editId="2B09529C">
             <wp:extent cx="5808383" cy="3467974"/>
             <wp:effectExtent l="0" t="0" r="1905" b="0"/>
-            <wp:docPr id="720203414" name="Imagen 4" descr="El componente formativo Formas de pago permite comprender la importancia de los procesos financieros y administrativos relacionados con el cobro de servicios dentro de los establecimientos de alojamiento. A lo largo de los contenidos se abordan aspectos relacionados con la evolución de los medios de pago, las formas de pago tradicionales y digitales, la facturación hotelera, las garantías de pago y los procedimientos operativos asociados al registro, validación y conciliación de transacciones financieras en hotelería.&#10;Asimismo, se reconoce la importancia de la tecnología aplicada a los pagos hoteleros mediante el uso de sistemas PMS, plataformas de pago electrónico, facturación digital y herramientas automatizadas que optimizan la operación y fortalecen la experiencia del huésped. De igual manera, se analizan aspectos relacionados con transparencia en cobros, atención al cliente durante el proceso de pago, riesgos operativos y transformación digital de los servicios financieros, fortaleciendo competencias técnicas, operativas y organizacionales necesarias para la gestión eficiente de pagos dentro del sector hotelero contemporáneo."/>
+            <wp:docPr id="720203414" name="Imagen 4" descr="El componente formativo Formas de pago permite comprender la importancia de los procesos financieros y administrativos relacionados con el cobro de servicios dentro de los establecimientos de alojamiento. Dentro de las formas de pago se encuentran: medios tradicionales y digitales, facturación, garantías, validación y conciliación de transacciones, uso de tecnologías, seguridad financiera y atención al huésped para una gestión eficiente y transparente."/>
             <wp:cNvGraphicFramePr>
               <a:graphicFrameLocks xmlns:a="http://schemas.openxmlformats.org/drawingml/2006/main" noChangeAspect="1"/>
             </wp:cNvGraphicFramePr>
@@ -7540,7 +7541,7 @@
               <a:graphicData uri="http://schemas.openxmlformats.org/drawingml/2006/picture">
                 <pic:pic xmlns:pic="http://schemas.openxmlformats.org/drawingml/2006/picture">
                   <pic:nvPicPr>
-                    <pic:cNvPr id="720203414" name="Imagen 4" descr="El componente formativo Formas de pago permite comprender la importancia de los procesos financieros y administrativos relacionados con el cobro de servicios dentro de los establecimientos de alojamiento. A lo largo de los contenidos se abordan aspectos relacionados con la evolución de los medios de pago, las formas de pago tradicionales y digitales, la facturación hotelera, las garantías de pago y los procedimientos operativos asociados al registro, validación y conciliación de transacciones financieras en hotelería.&#10;Asimismo, se reconoce la importancia de la tecnología aplicada a los pagos hoteleros mediante el uso de sistemas PMS, plataformas de pago electrónico, facturación digital y herramientas automatizadas que optimizan la operación y fortalecen la experiencia del huésped. De igual manera, se analizan aspectos relacionados con transparencia en cobros, atención al cliente durante el proceso de pago, riesgos operativos y transformación digital de los servicios financieros, fortaleciendo competencias técnicas, operativas y organizacionales necesarias para la gestión eficiente de pagos dentro del sector hotelero contemporáneo."/>
+                    <pic:cNvPr id="720203414" name="Imagen 4" descr="El componente formativo Formas de pago permite comprender la importancia de los procesos financieros y administrativos relacionados con el cobro de servicios dentro de los establecimientos de alojamiento. Dentro de las formas de pago se encuentran: medios tradicionales y digitales, facturación, garantías, validación y conciliación de transacciones, uso de tecnologías, seguridad financiera y atención al huésped para una gestión eficiente y transparente."/>
                     <pic:cNvPicPr>
                       <a:picLocks noChangeAspect="1" noChangeArrowheads="1"/>
                     </pic:cNvPicPr>
@@ -7588,7 +7589,7 @@
       <w:pPr>
         <w:pStyle w:val="Titulosgenerales"/>
       </w:pPr>
-      <w:bookmarkStart w:id="21" w:name="_Toc240655341"/>
+      <w:bookmarkStart w:id="21" w:name="_Toc243989338"/>
       <w:r>
         <w:lastRenderedPageBreak/>
         <w:t>Glosario</w:t>
@@ -7706,13 +7707,13 @@
           <w:b/>
           <w:bCs/>
         </w:rPr>
-        <w:t>DES o AES</w:t>
-      </w:r>
-      <w:r>
-        <w:t>: a</w:t>
-      </w:r>
-      <w:r>
-        <w:t>lgoritmos criptográficos utilizados para el cifrado y protección de información financiera y digital.</w:t>
+        <w:t>Facturación electrónica</w:t>
+      </w:r>
+      <w:r>
+        <w:t>: s</w:t>
+      </w:r>
+      <w:r>
+        <w:t>istema digital para generar, validar y almacenar comprobantes de venta de manera electrónica.</w:t>
       </w:r>
     </w:p>
     <w:p>
@@ -7721,13 +7722,13 @@
           <w:b/>
           <w:bCs/>
         </w:rPr>
-        <w:t>Facturación electrónica</w:t>
-      </w:r>
-      <w:r>
-        <w:t>: s</w:t>
-      </w:r>
-      <w:r>
-        <w:t>istema digital para generar, validar y almacenar comprobantes de venta de manera electrónica.</w:t>
+        <w:t>Garantía de pago</w:t>
+      </w:r>
+      <w:r>
+        <w:t>: r</w:t>
+      </w:r>
+      <w:r>
+        <w:t>espaldo financiero solicitado por el hotel para asegurar el cumplimiento del pago de los servicios.</w:t>
       </w:r>
     </w:p>
     <w:p>
@@ -7737,13 +7738,13 @@
           <w:bCs/>
         </w:rPr>
         <w:lastRenderedPageBreak/>
-        <w:t>Garantía de pago</w:t>
-      </w:r>
-      <w:r>
-        <w:t>: r</w:t>
-      </w:r>
-      <w:r>
-        <w:t>espaldo financiero solicitado por el hotel para asegurar el cumplimiento del pago de los servicios.</w:t>
+        <w:t>Huésped</w:t>
+      </w:r>
+      <w:r>
+        <w:t>: p</w:t>
+      </w:r>
+      <w:r>
+        <w:t>ersona que utiliza servicios de alojamiento dentro de un establecimiento hotelero.</w:t>
       </w:r>
     </w:p>
     <w:p>
@@ -7752,13 +7753,13 @@
           <w:b/>
           <w:bCs/>
         </w:rPr>
-        <w:t>Huésped</w:t>
-      </w:r>
-      <w:r>
-        <w:t>: p</w:t>
-      </w:r>
-      <w:r>
-        <w:t>ersona que utiliza servicios de alojamiento dentro de un establecimiento hotelero.</w:t>
+        <w:t>Integración financiera</w:t>
+      </w:r>
+      <w:r>
+        <w:t>: c</w:t>
+      </w:r>
+      <w:r>
+        <w:t>onexión entre sistemas tecnológicos y plataformas de pago para automatizar procesos financieros.</w:t>
       </w:r>
     </w:p>
     <w:p>
@@ -7767,21 +7768,6 @@
           <w:b/>
           <w:bCs/>
         </w:rPr>
-        <w:t>Integración financiera</w:t>
-      </w:r>
-      <w:r>
-        <w:t>: c</w:t>
-      </w:r>
-      <w:r>
-        <w:t>onexión entre sistemas tecnológicos y plataformas de pago para automatizar procesos financieros.</w:t>
-      </w:r>
-    </w:p>
-    <w:p>
-      <w:r>
-        <w:rPr>
-          <w:b/>
-          <w:bCs/>
-        </w:rPr>
         <w:t>Medio de pago</w:t>
       </w:r>
       <w:r>
@@ -7789,21 +7775,6 @@
       </w:r>
       <w:r>
         <w:t>nstrumento utilizado para cancelar productos o servicios, como efectivo, tarjeta o transferencia.</w:t>
-      </w:r>
-    </w:p>
-    <w:p>
-      <w:r>
-        <w:rPr>
-          <w:b/>
-          <w:bCs/>
-        </w:rPr>
-        <w:t>Norma PCI DSS</w:t>
-      </w:r>
-      <w:r>
-        <w:t>: e</w:t>
-      </w:r>
-      <w:r>
-        <w:t>stándar internacional orientado a proteger la información y las transacciones realizadas con tarjetas de pago.</w:t>
       </w:r>
     </w:p>
     <w:p>
@@ -7931,7 +7902,6 @@
           <w:b/>
           <w:bCs/>
         </w:rPr>
-        <w:lastRenderedPageBreak/>
         <w:t>Soporte de pago</w:t>
       </w:r>
       <w:r>
@@ -7959,6 +7929,7 @@
           <w:b/>
           <w:bCs/>
         </w:rPr>
+        <w:lastRenderedPageBreak/>
         <w:t>Trazabilidad financiera</w:t>
       </w:r>
       <w:r>
@@ -8029,7 +8000,7 @@
       <w:pPr>
         <w:pStyle w:val="Titulosgenerales"/>
       </w:pPr>
-      <w:bookmarkStart w:id="22" w:name="_Toc240655342"/>
+      <w:bookmarkStart w:id="22" w:name="_Toc243989339"/>
       <w:r>
         <w:lastRenderedPageBreak/>
         <w:t>Referencias bibliográficas</w:t>
@@ -8153,11 +8124,11 @@
     </w:p>
     <w:p>
       <w:r>
-        <w:t>Ministerio de Comercio, Industria y Turismo. (2015). Decreto 1074 de 2015. Decreto Único Reglamentario del Sector Comercio, Industria y Turismo. SUIN-</w:t>
+        <w:t xml:space="preserve">Ministerio de Comercio, Industria y Turismo. (2015). Decreto 1074 de 2015. Decreto Único Reglamentario del Sector Comercio, Industria y Turismo. </w:t>
       </w:r>
       <w:proofErr w:type="spellStart"/>
       <w:r>
-        <w:t>Juriscol</w:t>
+        <w:t>SUIN-Juriscol</w:t>
       </w:r>
       <w:proofErr w:type="spellEnd"/>
       <w:r>
@@ -8187,8 +8158,61 @@
       </w:r>
     </w:p>
     <w:p>
-      <w:r>
-        <w:t xml:space="preserve">Velásquez, J. (2025). PMS para hotel: qué es, cómo funciona y por qué usarlo. </w:t>
+      <w:proofErr w:type="spellStart"/>
+      <w:r>
+        <w:t>Rodrigues</w:t>
+      </w:r>
+      <w:proofErr w:type="spellEnd"/>
+      <w:r>
+        <w:t xml:space="preserve">, M. (2025). </w:t>
+      </w:r>
+      <w:proofErr w:type="spellStart"/>
+      <w:r>
+        <w:t>PMS</w:t>
+      </w:r>
+      <w:proofErr w:type="spellEnd"/>
+      <w:r>
+        <w:t xml:space="preserve"> para hotel: o sistema que separa </w:t>
+      </w:r>
+      <w:proofErr w:type="spellStart"/>
+      <w:r>
+        <w:t>quem</w:t>
+      </w:r>
+      <w:proofErr w:type="spellEnd"/>
+      <w:r>
+        <w:t xml:space="preserve"> </w:t>
+      </w:r>
+      <w:proofErr w:type="spellStart"/>
+      <w:r>
+        <w:t>cresce</w:t>
+      </w:r>
+      <w:proofErr w:type="spellEnd"/>
+      <w:r>
+        <w:t xml:space="preserve"> de </w:t>
+      </w:r>
+      <w:proofErr w:type="spellStart"/>
+      <w:r>
+        <w:t>quem</w:t>
+      </w:r>
+      <w:proofErr w:type="spellEnd"/>
+      <w:r>
+        <w:t xml:space="preserve"> fica </w:t>
+      </w:r>
+      <w:proofErr w:type="spellStart"/>
+      <w:r>
+        <w:t>pra</w:t>
+      </w:r>
+      <w:proofErr w:type="spellEnd"/>
+      <w:r>
+        <w:t xml:space="preserve"> </w:t>
+      </w:r>
+      <w:proofErr w:type="spellStart"/>
+      <w:r>
+        <w:t>trás</w:t>
+      </w:r>
+      <w:proofErr w:type="spellEnd"/>
+      <w:r>
+        <w:t xml:space="preserve">. </w:t>
       </w:r>
       <w:proofErr w:type="spellStart"/>
       <w:r>
@@ -8206,6 +8230,8 @@
           <w:t>https://www.hqbeds.com.br/blog/sistema-pms-hotel</w:t>
         </w:r>
       </w:hyperlink>
+    </w:p>
+    <w:p>
       <w:r>
         <w:t xml:space="preserve"> </w:t>
       </w:r>
@@ -8214,7 +8240,7 @@
       <w:pPr>
         <w:pStyle w:val="Titulosgenerales"/>
       </w:pPr>
-      <w:bookmarkStart w:id="23" w:name="_Toc240655343"/>
+      <w:bookmarkStart w:id="23" w:name="_Toc243989340"/>
       <w:r>
         <w:lastRenderedPageBreak/>
         <w:t>Créditos</w:t>
@@ -8753,9 +8779,12 @@
           <w:p>
             <w:pPr>
               <w:pStyle w:val="TextoTablas"/>
+              <w:rPr>
+                <w:lang w:val="es-CO"/>
+              </w:rPr>
             </w:pPr>
             <w:r>
-              <w:t>Laura Daniela Burgos Rueda</w:t>
+              <w:t>Luis Gabriel Urueta Álvarez</w:t>
             </w:r>
           </w:p>
         </w:tc>
@@ -8771,13 +8800,7 @@
               </w:rPr>
             </w:pPr>
             <w:r>
-              <w:t>Evaluador</w:t>
-            </w:r>
-            <w:r>
-              <w:t>a</w:t>
-            </w:r>
-            <w:r>
-              <w:t xml:space="preserve"> de contenidos inclusivos y accesibles </w:t>
+              <w:t xml:space="preserve">Validador y vinculador de recursos digitales </w:t>
             </w:r>
           </w:p>
         </w:tc>
@@ -8811,60 +8834,7 @@
               </w:rPr>
             </w:pPr>
             <w:r>
-              <w:t>Jonathan Adié Villafañe</w:t>
-            </w:r>
-          </w:p>
-        </w:tc>
-        <w:tc>
-          <w:tcPr>
-            <w:tcW w:w="3261" w:type="dxa"/>
-          </w:tcPr>
-          <w:p>
-            <w:pPr>
-              <w:pStyle w:val="TextoTablas"/>
-              <w:rPr>
-                <w:lang w:val="es-CO"/>
-              </w:rPr>
-            </w:pPr>
-            <w:r>
-              <w:t xml:space="preserve">Validador y vinculador de recursos digitales </w:t>
-            </w:r>
-          </w:p>
-        </w:tc>
-        <w:tc>
-          <w:tcPr>
-            <w:tcW w:w="3969" w:type="dxa"/>
-          </w:tcPr>
-          <w:p>
-            <w:pPr>
-              <w:pStyle w:val="TextoTablas"/>
-              <w:rPr>
-                <w:lang w:val="es-CO"/>
-              </w:rPr>
-            </w:pPr>
-            <w:r>
-              <w:t>Centro de Comercio y Servicios – Regional Atlántico</w:t>
-            </w:r>
-          </w:p>
-        </w:tc>
-      </w:tr>
-      <w:tr>
-        <w:trPr>
-          <w:cnfStyle w:val="000000100000" w:firstRow="0" w:lastRow="0" w:firstColumn="0" w:lastColumn="0" w:oddVBand="0" w:evenVBand="0" w:oddHBand="1" w:evenHBand="0" w:firstRowFirstColumn="0" w:firstRowLastColumn="0" w:lastRowFirstColumn="0" w:lastRowLastColumn="0"/>
-        </w:trPr>
-        <w:tc>
-          <w:tcPr>
-            <w:tcW w:w="2830" w:type="dxa"/>
-          </w:tcPr>
-          <w:p>
-            <w:pPr>
-              <w:pStyle w:val="TextoTablas"/>
-              <w:rPr>
-                <w:lang w:val="es-CO"/>
-              </w:rPr>
-            </w:pPr>
-            <w:r>
-              <w:t>Karine Isabel Ospino Fritz</w:t>
+              <w:t>Laura Daniela Burgos Rueda</w:t>
             </w:r>
           </w:p>
         </w:tc>
@@ -8936,7 +8906,7 @@
 </file>
 
 <file path=word/endnotes.xml><?xml version="1.0" encoding="utf-8"?>
-<w:endnotes xmlns:wpc="http://schemas.microsoft.com/office/word/2010/wordprocessingCanvas" xmlns:cx="http://schemas.microsoft.com/office/drawing/2014/chartex" xmlns:cx1="http://schemas.microsoft.com/office/drawing/2015/9/8/chartex" xmlns:cx2="http://schemas.microsoft.com/office/drawing/2015/10/21/chartex" xmlns:cx3="http://schemas.microsoft.com/office/drawing/2016/5/9/chartex" xmlns:cx4="http://schemas.microsoft.com/office/drawing/2016/5/10/chartex" xmlns:cx5="http://schemas.microsoft.com/office/drawing/2016/5/11/chartex" xmlns:cx6="http://schemas.microsoft.com/office/drawing/2016/5/12/chartex" xmlns:cx7="http://schemas.microsoft.com/office/drawing/2016/5/13/chartex" xmlns:cx8="http://schemas.microsoft.com/office/drawing/2016/5/14/chartex" xmlns:mc="http://schemas.openxmlformats.org/markup-compatibility/2006" xmlns:aink="http://schemas.microsoft.com/office/drawing/2016/ink" xmlns:am3d="http://schemas.microsoft.com/office/drawing/2017/model3d" xmlns:o="urn:schemas-microsoft-com:office:office" xmlns:oel="http://schemas.microsoft.com/office/2019/extlst" xmlns:r="http://schemas.openxmlformats.org/officeDocument/2006/relationships" xmlns:m="http://schemas.openxmlformats.org/officeDocument/2006/math" xmlns:v="urn:schemas-microsoft-com:vml" xmlns:wp14="http://schemas.microsoft.com/office/word/2010/wordprocessingDrawing" xmlns:wp="http://schemas.openxmlformats.org/drawingml/2006/wordprocessingDrawing" xmlns:w10="urn:schemas-microsoft-com:office:word" xmlns:w="http://schemas.openxmlformats.org/wordprocessingml/2006/main" xmlns:w14="http://schemas.microsoft.com/office/word/2010/wordml" xmlns:w15="http://schemas.microsoft.com/office/word/2012/wordml" xmlns:w16cex="http://schemas.microsoft.com/office/word/2018/wordml/cex" xmlns:w16cid="http://schemas.microsoft.com/office/word/2016/wordml/cid" xmlns:w16="http://schemas.microsoft.com/office/word/2018/wordml" xmlns:w16du="http://schemas.microsoft.com/office/word/2023/wordml/word16du" xmlns:w16sdtdh="http://schemas.microsoft.com/office/word/2020/wordml/sdtdatahash" xmlns:w16sdtfl="http://schemas.microsoft.com/office/word/2024/wordml/sdtformatlock" xmlns:w16se="http://schemas.microsoft.com/office/word/2015/wordml/symex" xmlns:wpg="http://schemas.microsoft.com/office/word/2010/wordprocessingGroup" xmlns:wpi="http://schemas.microsoft.com/office/word/2010/wordprocessingInk" xmlns:wne="http://schemas.microsoft.com/office/word/2006/wordml" xmlns:wps="http://schemas.microsoft.com/office/word/2010/wordprocessingShape" mc:Ignorable="w14 w15 w16se w16cid w16 w16cex w16sdtdh w16sdtfl w16du wp14">
+<w:endnotes xmlns:wpc="http://schemas.microsoft.com/office/word/2010/wordprocessingCanvas" xmlns:cx="http://schemas.microsoft.com/office/drawing/2014/chartex" xmlns:cx1="http://schemas.microsoft.com/office/drawing/2015/9/8/chartex" xmlns:cx2="http://schemas.microsoft.com/office/drawing/2015/10/21/chartex" xmlns:cx3="http://schemas.microsoft.com/office/drawing/2016/5/9/chartex" xmlns:cx4="http://schemas.microsoft.com/office/drawing/2016/5/10/chartex" xmlns:cx5="http://schemas.microsoft.com/office/drawing/2016/5/11/chartex" xmlns:cx6="http://schemas.microsoft.com/office/drawing/2016/5/12/chartex" xmlns:cx7="http://schemas.microsoft.com/office/drawing/2016/5/13/chartex" xmlns:cx8="http://schemas.microsoft.com/office/drawing/2016/5/14/chartex" xmlns:mc="http://schemas.openxmlformats.org/markup-compatibility/2006" xmlns:m="http://schemas.openxmlformats.org/officeDocument/2006/math" xmlns:aink="http://schemas.microsoft.com/office/drawing/2016/ink" xmlns:am3d="http://schemas.microsoft.com/office/drawing/2017/model3d" xmlns:oel="http://schemas.microsoft.com/office/2019/extlst" xmlns:r="http://schemas.openxmlformats.org/officeDocument/2006/relationships" xmlns:wp14="http://schemas.microsoft.com/office/word/2010/wordprocessingDrawing" xmlns:wp="http://schemas.openxmlformats.org/drawingml/2006/wordprocessingDrawing" xmlns:wpg="http://schemas.microsoft.com/office/word/2010/wordprocessingGroup" xmlns:wpi="http://schemas.microsoft.com/office/word/2010/wordprocessingInk" xmlns:wps="http://schemas.microsoft.com/office/word/2010/wordprocessingShape" xmlns:o="urn:schemas-microsoft-com:office:office" xmlns:v="urn:schemas-microsoft-com:vml" xmlns:w10="urn:schemas-microsoft-com:office:word" xmlns:w="http://schemas.openxmlformats.org/wordprocessingml/2006/main" xmlns:w14="http://schemas.microsoft.com/office/word/2010/wordml" xmlns:w15="http://schemas.microsoft.com/office/word/2012/wordml" xmlns:w16cex="http://schemas.microsoft.com/office/word/2018/wordml/cex" xmlns:w16cid="http://schemas.microsoft.com/office/word/2016/wordml/cid" xmlns:w16="http://schemas.microsoft.com/office/word/2018/wordml" xmlns:w16sdtdh="http://schemas.microsoft.com/office/word/2020/wordml/sdtdatahash" xmlns:w16sdtfl="http://schemas.microsoft.com/office/word/2024/wordml/sdtformatlock" xmlns:w16se="http://schemas.microsoft.com/office/word/2015/wordml/symex" xmlns:w16du="http://schemas.microsoft.com/office/word/2023/wordml/word16du" xmlns:wne="http://schemas.microsoft.com/office/word/2006/wordml" mc:Ignorable="w14 w15 w16se w16cid w16 w16cex w16sdtdh w16sdtfl w16du wp14">
   <w:endnote w:type="separator" w:id="-1">
     <w:p>
       <w:pPr>
@@ -8963,7 +8933,7 @@
 </file>
 
 <file path=word/footer1.xml><?xml version="1.0" encoding="utf-8"?>
-<w:ftr xmlns:wpc="http://schemas.microsoft.com/office/word/2010/wordprocessingCanvas" xmlns:cx="http://schemas.microsoft.com/office/drawing/2014/chartex" xmlns:cx1="http://schemas.microsoft.com/office/drawing/2015/9/8/chartex" xmlns:cx2="http://schemas.microsoft.com/office/drawing/2015/10/21/chartex" xmlns:cx3="http://schemas.microsoft.com/office/drawing/2016/5/9/chartex" xmlns:cx4="http://schemas.microsoft.com/office/drawing/2016/5/10/chartex" xmlns:cx5="http://schemas.microsoft.com/office/drawing/2016/5/11/chartex" xmlns:cx6="http://schemas.microsoft.com/office/drawing/2016/5/12/chartex" xmlns:cx7="http://schemas.microsoft.com/office/drawing/2016/5/13/chartex" xmlns:cx8="http://schemas.microsoft.com/office/drawing/2016/5/14/chartex" xmlns:mc="http://schemas.openxmlformats.org/markup-compatibility/2006" xmlns:aink="http://schemas.microsoft.com/office/drawing/2016/ink" xmlns:am3d="http://schemas.microsoft.com/office/drawing/2017/model3d" xmlns:o="urn:schemas-microsoft-com:office:office" xmlns:oel="http://schemas.microsoft.com/office/2019/extlst" xmlns:r="http://schemas.openxmlformats.org/officeDocument/2006/relationships" xmlns:m="http://schemas.openxmlformats.org/officeDocument/2006/math" xmlns:v="urn:schemas-microsoft-com:vml" xmlns:wp14="http://schemas.microsoft.com/office/word/2010/wordprocessingDrawing" xmlns:wp="http://schemas.openxmlformats.org/drawingml/2006/wordprocessingDrawing" xmlns:w10="urn:schemas-microsoft-com:office:word" xmlns:w="http://schemas.openxmlformats.org/wordprocessingml/2006/main" xmlns:w14="http://schemas.microsoft.com/office/word/2010/wordml" xmlns:w15="http://schemas.microsoft.com/office/word/2012/wordml" xmlns:w16cex="http://schemas.microsoft.com/office/word/2018/wordml/cex" xmlns:w16cid="http://schemas.microsoft.com/office/word/2016/wordml/cid" xmlns:w16="http://schemas.microsoft.com/office/word/2018/wordml" xmlns:w16du="http://schemas.microsoft.com/office/word/2023/wordml/word16du" xmlns:w16sdtdh="http://schemas.microsoft.com/office/word/2020/wordml/sdtdatahash" xmlns:w16sdtfl="http://schemas.microsoft.com/office/word/2024/wordml/sdtformatlock" xmlns:w16se="http://schemas.microsoft.com/office/word/2015/wordml/symex" xmlns:wpg="http://schemas.microsoft.com/office/word/2010/wordprocessingGroup" xmlns:wpi="http://schemas.microsoft.com/office/word/2010/wordprocessingInk" xmlns:wne="http://schemas.microsoft.com/office/word/2006/wordml" xmlns:wps="http://schemas.microsoft.com/office/word/2010/wordprocessingShape" mc:Ignorable="w14 w15 w16se w16cid w16 w16cex w16sdtdh w16sdtfl w16du wp14">
+<w:ftr xmlns:wpc="http://schemas.microsoft.com/office/word/2010/wordprocessingCanvas" xmlns:cx="http://schemas.microsoft.com/office/drawing/2014/chartex" xmlns:cx1="http://schemas.microsoft.com/office/drawing/2015/9/8/chartex" xmlns:cx2="http://schemas.microsoft.com/office/drawing/2015/10/21/chartex" xmlns:cx3="http://schemas.microsoft.com/office/drawing/2016/5/9/chartex" xmlns:cx4="http://schemas.microsoft.com/office/drawing/2016/5/10/chartex" xmlns:cx5="http://schemas.microsoft.com/office/drawing/2016/5/11/chartex" xmlns:cx6="http://schemas.microsoft.com/office/drawing/2016/5/12/chartex" xmlns:cx7="http://schemas.microsoft.com/office/drawing/2016/5/13/chartex" xmlns:cx8="http://schemas.microsoft.com/office/drawing/2016/5/14/chartex" xmlns:mc="http://schemas.openxmlformats.org/markup-compatibility/2006" xmlns:m="http://schemas.openxmlformats.org/officeDocument/2006/math" xmlns:aink="http://schemas.microsoft.com/office/drawing/2016/ink" xmlns:am3d="http://schemas.microsoft.com/office/drawing/2017/model3d" xmlns:oel="http://schemas.microsoft.com/office/2019/extlst" xmlns:r="http://schemas.openxmlformats.org/officeDocument/2006/relationships" xmlns:wp14="http://schemas.microsoft.com/office/word/2010/wordprocessingDrawing" xmlns:wp="http://schemas.openxmlformats.org/drawingml/2006/wordprocessingDrawing" xmlns:wpg="http://schemas.microsoft.com/office/word/2010/wordprocessingGroup" xmlns:wpi="http://schemas.microsoft.com/office/word/2010/wordprocessingInk" xmlns:wps="http://schemas.microsoft.com/office/word/2010/wordprocessingShape" xmlns:o="urn:schemas-microsoft-com:office:office" xmlns:v="urn:schemas-microsoft-com:vml" xmlns:w10="urn:schemas-microsoft-com:office:word" xmlns:w="http://schemas.openxmlformats.org/wordprocessingml/2006/main" xmlns:w14="http://schemas.microsoft.com/office/word/2010/wordml" xmlns:w15="http://schemas.microsoft.com/office/word/2012/wordml" xmlns:w16cex="http://schemas.microsoft.com/office/word/2018/wordml/cex" xmlns:w16cid="http://schemas.microsoft.com/office/word/2016/wordml/cid" xmlns:w16="http://schemas.microsoft.com/office/word/2018/wordml" xmlns:w16sdtdh="http://schemas.microsoft.com/office/word/2020/wordml/sdtdatahash" xmlns:w16sdtfl="http://schemas.microsoft.com/office/word/2024/wordml/sdtformatlock" xmlns:w16se="http://schemas.microsoft.com/office/word/2015/wordml/symex" xmlns:w16du="http://schemas.microsoft.com/office/word/2023/wordml/word16du" xmlns:wne="http://schemas.microsoft.com/office/word/2006/wordml" mc:Ignorable="w14 w15 w16se w16cid w16 w16cex w16sdtdh w16sdtfl w16du wp14">
   <w:sdt>
     <w:sdtPr>
       <w:id w:val="-1465197936"/>
@@ -8991,7 +8961,13 @@
           <w:rPr>
             <w:noProof/>
           </w:rPr>
-          <w:t>15</w:t>
+          <w:t>1</w:t>
+        </w:r>
+        <w:r>
+          <w:rPr>
+            <w:noProof/>
+          </w:rPr>
+          <w:t>5</w:t>
         </w:r>
         <w:r>
           <w:fldChar w:fldCharType="end"/>
@@ -9009,7 +8985,7 @@
 </file>
 
 <file path=word/footnotes.xml><?xml version="1.0" encoding="utf-8"?>
-<w:footnotes xmlns:wpc="http://schemas.microsoft.com/office/word/2010/wordprocessingCanvas" xmlns:cx="http://schemas.microsoft.com/office/drawing/2014/chartex" xmlns:cx1="http://schemas.microsoft.com/office/drawing/2015/9/8/chartex" xmlns:cx2="http://schemas.microsoft.com/office/drawing/2015/10/21/chartex" xmlns:cx3="http://schemas.microsoft.com/office/drawing/2016/5/9/chartex" xmlns:cx4="http://schemas.microsoft.com/office/drawing/2016/5/10/chartex" xmlns:cx5="http://schemas.microsoft.com/office/drawing/2016/5/11/chartex" xmlns:cx6="http://schemas.microsoft.com/office/drawing/2016/5/12/chartex" xmlns:cx7="http://schemas.microsoft.com/office/drawing/2016/5/13/chartex" xmlns:cx8="http://schemas.microsoft.com/office/drawing/2016/5/14/chartex" xmlns:mc="http://schemas.openxmlformats.org/markup-compatibility/2006" xmlns:aink="http://schemas.microsoft.com/office/drawing/2016/ink" xmlns:am3d="http://schemas.microsoft.com/office/drawing/2017/model3d" xmlns:o="urn:schemas-microsoft-com:office:office" xmlns:oel="http://schemas.microsoft.com/office/2019/extlst" xmlns:r="http://schemas.openxmlformats.org/officeDocument/2006/relationships" xmlns:m="http://schemas.openxmlformats.org/officeDocument/2006/math" xmlns:v="urn:schemas-microsoft-com:vml" xmlns:wp14="http://schemas.microsoft.com/office/word/2010/wordprocessingDrawing" xmlns:wp="http://schemas.openxmlformats.org/drawingml/2006/wordprocessingDrawing" xmlns:w10="urn:schemas-microsoft-com:office:word" xmlns:w="http://schemas.openxmlformats.org/wordprocessingml/2006/main" xmlns:w14="http://schemas.microsoft.com/office/word/2010/wordml" xmlns:w15="http://schemas.microsoft.com/office/word/2012/wordml" xmlns:w16cex="http://schemas.microsoft.com/office/word/2018/wordml/cex" xmlns:w16cid="http://schemas.microsoft.com/office/word/2016/wordml/cid" xmlns:w16="http://schemas.microsoft.com/office/word/2018/wordml" xmlns:w16du="http://schemas.microsoft.com/office/word/2023/wordml/word16du" xmlns:w16sdtdh="http://schemas.microsoft.com/office/word/2020/wordml/sdtdatahash" xmlns:w16sdtfl="http://schemas.microsoft.com/office/word/2024/wordml/sdtformatlock" xmlns:w16se="http://schemas.microsoft.com/office/word/2015/wordml/symex" xmlns:wpg="http://schemas.microsoft.com/office/word/2010/wordprocessingGroup" xmlns:wpi="http://schemas.microsoft.com/office/word/2010/wordprocessingInk" xmlns:wne="http://schemas.microsoft.com/office/word/2006/wordml" xmlns:wps="http://schemas.microsoft.com/office/word/2010/wordprocessingShape" mc:Ignorable="w14 w15 w16se w16cid w16 w16cex w16sdtdh w16sdtfl w16du wp14">
+<w:footnotes xmlns:wpc="http://schemas.microsoft.com/office/word/2010/wordprocessingCanvas" xmlns:cx="http://schemas.microsoft.com/office/drawing/2014/chartex" xmlns:cx1="http://schemas.microsoft.com/office/drawing/2015/9/8/chartex" xmlns:cx2="http://schemas.microsoft.com/office/drawing/2015/10/21/chartex" xmlns:cx3="http://schemas.microsoft.com/office/drawing/2016/5/9/chartex" xmlns:cx4="http://schemas.microsoft.com/office/drawing/2016/5/10/chartex" xmlns:cx5="http://schemas.microsoft.com/office/drawing/2016/5/11/chartex" xmlns:cx6="http://schemas.microsoft.com/office/drawing/2016/5/12/chartex" xmlns:cx7="http://schemas.microsoft.com/office/drawing/2016/5/13/chartex" xmlns:cx8="http://schemas.microsoft.com/office/drawing/2016/5/14/chartex" xmlns:mc="http://schemas.openxmlformats.org/markup-compatibility/2006" xmlns:m="http://schemas.openxmlformats.org/officeDocument/2006/math" xmlns:aink="http://schemas.microsoft.com/office/drawing/2016/ink" xmlns:am3d="http://schemas.microsoft.com/office/drawing/2017/model3d" xmlns:oel="http://schemas.microsoft.com/office/2019/extlst" xmlns:r="http://schemas.openxmlformats.org/officeDocument/2006/relationships" xmlns:wp14="http://schemas.microsoft.com/office/word/2010/wordprocessingDrawing" xmlns:wp="http://schemas.openxmlformats.org/drawingml/2006/wordprocessingDrawing" xmlns:wpg="http://schemas.microsoft.com/office/word/2010/wordprocessingGroup" xmlns:wpi="http://schemas.microsoft.com/office/word/2010/wordprocessingInk" xmlns:wps="http://schemas.microsoft.com/office/word/2010/wordprocessingShape" xmlns:o="urn:schemas-microsoft-com:office:office" xmlns:v="urn:schemas-microsoft-com:vml" xmlns:w10="urn:schemas-microsoft-com:office:word" xmlns:w="http://schemas.openxmlformats.org/wordprocessingml/2006/main" xmlns:w14="http://schemas.microsoft.com/office/word/2010/wordml" xmlns:w15="http://schemas.microsoft.com/office/word/2012/wordml" xmlns:w16cex="http://schemas.microsoft.com/office/word/2018/wordml/cex" xmlns:w16cid="http://schemas.microsoft.com/office/word/2016/wordml/cid" xmlns:w16="http://schemas.microsoft.com/office/word/2018/wordml" xmlns:w16sdtdh="http://schemas.microsoft.com/office/word/2020/wordml/sdtdatahash" xmlns:w16sdtfl="http://schemas.microsoft.com/office/word/2024/wordml/sdtformatlock" xmlns:w16se="http://schemas.microsoft.com/office/word/2015/wordml/symex" xmlns:w16du="http://schemas.microsoft.com/office/word/2023/wordml/word16du" xmlns:wne="http://schemas.microsoft.com/office/word/2006/wordml" mc:Ignorable="w14 w15 w16se w16cid w16 w16cex w16sdtdh w16sdtfl w16du wp14">
   <w:footnote w:type="separator" w:id="-1">
     <w:p>
       <w:pPr>
@@ -9036,7 +9012,7 @@
 </file>
 
 <file path=word/header1.xml><?xml version="1.0" encoding="utf-8"?>
-<w:hdr xmlns:wpc="http://schemas.microsoft.com/office/word/2010/wordprocessingCanvas" xmlns:cx="http://schemas.microsoft.com/office/drawing/2014/chartex" xmlns:cx1="http://schemas.microsoft.com/office/drawing/2015/9/8/chartex" xmlns:cx2="http://schemas.microsoft.com/office/drawing/2015/10/21/chartex" xmlns:cx3="http://schemas.microsoft.com/office/drawing/2016/5/9/chartex" xmlns:cx4="http://schemas.microsoft.com/office/drawing/2016/5/10/chartex" xmlns:cx5="http://schemas.microsoft.com/office/drawing/2016/5/11/chartex" xmlns:cx6="http://schemas.microsoft.com/office/drawing/2016/5/12/chartex" xmlns:cx7="http://schemas.microsoft.com/office/drawing/2016/5/13/chartex" xmlns:cx8="http://schemas.microsoft.com/office/drawing/2016/5/14/chartex" xmlns:mc="http://schemas.openxmlformats.org/markup-compatibility/2006" xmlns:aink="http://schemas.microsoft.com/office/drawing/2016/ink" xmlns:am3d="http://schemas.microsoft.com/office/drawing/2017/model3d" xmlns:o="urn:schemas-microsoft-com:office:office" xmlns:oel="http://schemas.microsoft.com/office/2019/extlst" xmlns:r="http://schemas.openxmlformats.org/officeDocument/2006/relationships" xmlns:m="http://schemas.openxmlformats.org/officeDocument/2006/math" xmlns:v="urn:schemas-microsoft-com:vml" xmlns:wp14="http://schemas.microsoft.com/office/word/2010/wordprocessingDrawing" xmlns:wp="http://schemas.openxmlformats.org/drawingml/2006/wordprocessingDrawing" xmlns:w10="urn:schemas-microsoft-com:office:word" xmlns:w="http://schemas.openxmlformats.org/wordprocessingml/2006/main" xmlns:w14="http://schemas.microsoft.com/office/word/2010/wordml" xmlns:w15="http://schemas.microsoft.com/office/word/2012/wordml" xmlns:w16cex="http://schemas.microsoft.com/office/word/2018/wordml/cex" xmlns:w16cid="http://schemas.microsoft.com/office/word/2016/wordml/cid" xmlns:w16="http://schemas.microsoft.com/office/word/2018/wordml" xmlns:w16du="http://schemas.microsoft.com/office/word/2023/wordml/word16du" xmlns:w16sdtdh="http://schemas.microsoft.com/office/word/2020/wordml/sdtdatahash" xmlns:w16sdtfl="http://schemas.microsoft.com/office/word/2024/wordml/sdtformatlock" xmlns:w16se="http://schemas.microsoft.com/office/word/2015/wordml/symex" xmlns:wpg="http://schemas.microsoft.com/office/word/2010/wordprocessingGroup" xmlns:wpi="http://schemas.microsoft.com/office/word/2010/wordprocessingInk" xmlns:wne="http://schemas.microsoft.com/office/word/2006/wordml" xmlns:wps="http://schemas.microsoft.com/office/word/2010/wordprocessingShape" mc:Ignorable="w14 w15 w16se w16cid w16 w16cex w16sdtdh w16sdtfl w16du wp14">
+<w:hdr xmlns:wpc="http://schemas.microsoft.com/office/word/2010/wordprocessingCanvas" xmlns:cx="http://schemas.microsoft.com/office/drawing/2014/chartex" xmlns:cx1="http://schemas.microsoft.com/office/drawing/2015/9/8/chartex" xmlns:cx2="http://schemas.microsoft.com/office/drawing/2015/10/21/chartex" xmlns:cx3="http://schemas.microsoft.com/office/drawing/2016/5/9/chartex" xmlns:cx4="http://schemas.microsoft.com/office/drawing/2016/5/10/chartex" xmlns:cx5="http://schemas.microsoft.com/office/drawing/2016/5/11/chartex" xmlns:cx6="http://schemas.microsoft.com/office/drawing/2016/5/12/chartex" xmlns:cx7="http://schemas.microsoft.com/office/drawing/2016/5/13/chartex" xmlns:cx8="http://schemas.microsoft.com/office/drawing/2016/5/14/chartex" xmlns:mc="http://schemas.openxmlformats.org/markup-compatibility/2006" xmlns:m="http://schemas.openxmlformats.org/officeDocument/2006/math" xmlns:aink="http://schemas.microsoft.com/office/drawing/2016/ink" xmlns:am3d="http://schemas.microsoft.com/office/drawing/2017/model3d" xmlns:oel="http://schemas.microsoft.com/office/2019/extlst" xmlns:r="http://schemas.openxmlformats.org/officeDocument/2006/relationships" xmlns:wp14="http://schemas.microsoft.com/office/word/2010/wordprocessingDrawing" xmlns:wp="http://schemas.openxmlformats.org/drawingml/2006/wordprocessingDrawing" xmlns:wpg="http://schemas.microsoft.com/office/word/2010/wordprocessingGroup" xmlns:wpi="http://schemas.microsoft.com/office/word/2010/wordprocessingInk" xmlns:wps="http://schemas.microsoft.com/office/word/2010/wordprocessingShape" xmlns:o="urn:schemas-microsoft-com:office:office" xmlns:v="urn:schemas-microsoft-com:vml" xmlns:w10="urn:schemas-microsoft-com:office:word" xmlns:w="http://schemas.openxmlformats.org/wordprocessingml/2006/main" xmlns:w14="http://schemas.microsoft.com/office/word/2010/wordml" xmlns:w15="http://schemas.microsoft.com/office/word/2012/wordml" xmlns:w16cex="http://schemas.microsoft.com/office/word/2018/wordml/cex" xmlns:w16cid="http://schemas.microsoft.com/office/word/2016/wordml/cid" xmlns:w16="http://schemas.microsoft.com/office/word/2018/wordml" xmlns:w16sdtdh="http://schemas.microsoft.com/office/word/2020/wordml/sdtdatahash" xmlns:w16sdtfl="http://schemas.microsoft.com/office/word/2024/wordml/sdtformatlock" xmlns:w16se="http://schemas.microsoft.com/office/word/2015/wordml/symex" xmlns:w16du="http://schemas.microsoft.com/office/word/2023/wordml/word16du" xmlns:wne="http://schemas.microsoft.com/office/word/2006/wordml" mc:Ignorable="w14 w15 w16se w16cid w16 w16cex w16sdtdh w16sdtfl w16du wp14">
   <w:p>
     <w:pPr>
       <w:pStyle w:val="Encabezado"/>
@@ -9123,7 +9099,7 @@
 </file>
 
 <file path=word/numbering.xml><?xml version="1.0" encoding="utf-8"?>
-<w:numbering xmlns:wpc="http://schemas.microsoft.com/office/word/2010/wordprocessingCanvas" xmlns:cx="http://schemas.microsoft.com/office/drawing/2014/chartex" xmlns:cx1="http://schemas.microsoft.com/office/drawing/2015/9/8/chartex" xmlns:cx2="http://schemas.microsoft.com/office/drawing/2015/10/21/chartex" xmlns:cx3="http://schemas.microsoft.com/office/drawing/2016/5/9/chartex" xmlns:cx4="http://schemas.microsoft.com/office/drawing/2016/5/10/chartex" xmlns:cx5="http://schemas.microsoft.com/office/drawing/2016/5/11/chartex" xmlns:cx6="http://schemas.microsoft.com/office/drawing/2016/5/12/chartex" xmlns:cx7="http://schemas.microsoft.com/office/drawing/2016/5/13/chartex" xmlns:cx8="http://schemas.microsoft.com/office/drawing/2016/5/14/chartex" xmlns:mc="http://schemas.openxmlformats.org/markup-compatibility/2006" xmlns:aink="http://schemas.microsoft.com/office/drawing/2016/ink" xmlns:am3d="http://schemas.microsoft.com/office/drawing/2017/model3d" xmlns:o="urn:schemas-microsoft-com:office:office" xmlns:oel="http://schemas.microsoft.com/office/2019/extlst" xmlns:r="http://schemas.openxmlformats.org/officeDocument/2006/relationships" xmlns:m="http://schemas.openxmlformats.org/officeDocument/2006/math" xmlns:v="urn:schemas-microsoft-com:vml" xmlns:wp14="http://schemas.microsoft.com/office/word/2010/wordprocessingDrawing" xmlns:wp="http://schemas.openxmlformats.org/drawingml/2006/wordprocessingDrawing" xmlns:w10="urn:schemas-microsoft-com:office:word" xmlns:w="http://schemas.openxmlformats.org/wordprocessingml/2006/main" xmlns:w14="http://schemas.microsoft.com/office/word/2010/wordml" xmlns:w15="http://schemas.microsoft.com/office/word/2012/wordml" xmlns:w16cex="http://schemas.microsoft.com/office/word/2018/wordml/cex" xmlns:w16cid="http://schemas.microsoft.com/office/word/2016/wordml/cid" xmlns:w16="http://schemas.microsoft.com/office/word/2018/wordml" xmlns:w16du="http://schemas.microsoft.com/office/word/2023/wordml/word16du" xmlns:w16sdtdh="http://schemas.microsoft.com/office/word/2020/wordml/sdtdatahash" xmlns:w16sdtfl="http://schemas.microsoft.com/office/word/2024/wordml/sdtformatlock" xmlns:w16se="http://schemas.microsoft.com/office/word/2015/wordml/symex" xmlns:wpg="http://schemas.microsoft.com/office/word/2010/wordprocessingGroup" xmlns:wpi="http://schemas.microsoft.com/office/word/2010/wordprocessingInk" xmlns:wne="http://schemas.microsoft.com/office/word/2006/wordml" xmlns:wps="http://schemas.microsoft.com/office/word/2010/wordprocessingShape" mc:Ignorable="w14 w15 w16se w16cid w16 w16cex w16sdtdh w16sdtfl w16du wp14">
+<w:numbering xmlns:wpc="http://schemas.microsoft.com/office/word/2010/wordprocessingCanvas" xmlns:cx="http://schemas.microsoft.com/office/drawing/2014/chartex" xmlns:cx1="http://schemas.microsoft.com/office/drawing/2015/9/8/chartex" xmlns:cx2="http://schemas.microsoft.com/office/drawing/2015/10/21/chartex" xmlns:cx3="http://schemas.microsoft.com/office/drawing/2016/5/9/chartex" xmlns:cx4="http://schemas.microsoft.com/office/drawing/2016/5/10/chartex" xmlns:cx5="http://schemas.microsoft.com/office/drawing/2016/5/11/chartex" xmlns:cx6="http://schemas.microsoft.com/office/drawing/2016/5/12/chartex" xmlns:cx7="http://schemas.microsoft.com/office/drawing/2016/5/13/chartex" xmlns:cx8="http://schemas.microsoft.com/office/drawing/2016/5/14/chartex" xmlns:mc="http://schemas.openxmlformats.org/markup-compatibility/2006" xmlns:m="http://schemas.openxmlformats.org/officeDocument/2006/math" xmlns:aink="http://schemas.microsoft.com/office/drawing/2016/ink" xmlns:am3d="http://schemas.microsoft.com/office/drawing/2017/model3d" xmlns:oel="http://schemas.microsoft.com/office/2019/extlst" xmlns:r="http://schemas.openxmlformats.org/officeDocument/2006/relationships" xmlns:wp14="http://schemas.microsoft.com/office/word/2010/wordprocessingDrawing" xmlns:wp="http://schemas.openxmlformats.org/drawingml/2006/wordprocessingDrawing" xmlns:wpg="http://schemas.microsoft.com/office/word/2010/wordprocessingGroup" xmlns:wpi="http://schemas.microsoft.com/office/word/2010/wordprocessingInk" xmlns:wps="http://schemas.microsoft.com/office/word/2010/wordprocessingShape" xmlns:o="urn:schemas-microsoft-com:office:office" xmlns:v="urn:schemas-microsoft-com:vml" xmlns:w10="urn:schemas-microsoft-com:office:word" xmlns:w="http://schemas.openxmlformats.org/wordprocessingml/2006/main" xmlns:w14="http://schemas.microsoft.com/office/word/2010/wordml" xmlns:w15="http://schemas.microsoft.com/office/word/2012/wordml" xmlns:w16cex="http://schemas.microsoft.com/office/word/2018/wordml/cex" xmlns:w16cid="http://schemas.microsoft.com/office/word/2016/wordml/cid" xmlns:w16="http://schemas.microsoft.com/office/word/2018/wordml" xmlns:w16sdtdh="http://schemas.microsoft.com/office/word/2020/wordml/sdtdatahash" xmlns:w16sdtfl="http://schemas.microsoft.com/office/word/2024/wordml/sdtformatlock" xmlns:w16se="http://schemas.microsoft.com/office/word/2015/wordml/symex" xmlns:w16du="http://schemas.microsoft.com/office/word/2023/wordml/word16du" xmlns:wne="http://schemas.microsoft.com/office/word/2006/wordml" mc:Ignorable="w14 w15 w16se w16cid w16 w16cex w16sdtdh w16sdtfl w16du wp14">
   <w:abstractNum w:abstractNumId="0" w15:restartNumberingAfterBreak="0">
     <w:nsid w:val="FFFFFF89"/>
     <w:multiLevelType w:val="singleLevel"/>
@@ -12903,7 +12879,7 @@
 </file>
 
 <file path=word/styles.xml><?xml version="1.0" encoding="utf-8"?>
-<w:styles xmlns:mc="http://schemas.openxmlformats.org/markup-compatibility/2006" xmlns:r="http://schemas.openxmlformats.org/officeDocument/2006/relationships" xmlns:w="http://schemas.openxmlformats.org/wordprocessingml/2006/main" xmlns:w14="http://schemas.microsoft.com/office/word/2010/wordml" xmlns:w15="http://schemas.microsoft.com/office/word/2012/wordml" xmlns:w16cex="http://schemas.microsoft.com/office/word/2018/wordml/cex" xmlns:w16cid="http://schemas.microsoft.com/office/word/2016/wordml/cid" xmlns:w16="http://schemas.microsoft.com/office/word/2018/wordml" xmlns:w16du="http://schemas.microsoft.com/office/word/2023/wordml/word16du" xmlns:w16sdtdh="http://schemas.microsoft.com/office/word/2020/wordml/sdtdatahash" xmlns:w16sdtfl="http://schemas.microsoft.com/office/word/2024/wordml/sdtformatlock" xmlns:w16se="http://schemas.microsoft.com/office/word/2015/wordml/symex" mc:Ignorable="w14 w15 w16se w16cid w16 w16cex w16sdtdh w16sdtfl w16du">
+<w:styles xmlns:mc="http://schemas.openxmlformats.org/markup-compatibility/2006" xmlns:r="http://schemas.openxmlformats.org/officeDocument/2006/relationships" xmlns:w="http://schemas.openxmlformats.org/wordprocessingml/2006/main" xmlns:w14="http://schemas.microsoft.com/office/word/2010/wordml" xmlns:w15="http://schemas.microsoft.com/office/word/2012/wordml" xmlns:w16cex="http://schemas.microsoft.com/office/word/2018/wordml/cex" xmlns:w16cid="http://schemas.microsoft.com/office/word/2016/wordml/cid" xmlns:w16="http://schemas.microsoft.com/office/word/2018/wordml" xmlns:w16sdtdh="http://schemas.microsoft.com/office/word/2020/wordml/sdtdatahash" xmlns:w16sdtfl="http://schemas.microsoft.com/office/word/2024/wordml/sdtformatlock" xmlns:w16se="http://schemas.microsoft.com/office/word/2015/wordml/symex" xmlns:w16du="http://schemas.microsoft.com/office/word/2023/wordml/word16du" mc:Ignorable="w14 w15 w16se w16cid w16 w16cex w16sdtdh w16sdtfl w16du">
   <w:docDefaults>
     <w:rPrDefault>
       <w:rPr>
@@ -14735,6 +14711,26 @@
 </file>
 
 <file path=customXml/item2.xml><?xml version="1.0" encoding="utf-8"?>
+<?mso-contentType ?>
+<FormTemplates xmlns="http://schemas.microsoft.com/sharepoint/v3/contenttype/forms">
+  <Display>DocumentLibraryForm</Display>
+  <Edit>DocumentLibraryForm</Edit>
+  <New>DocumentLibraryForm</New>
+</FormTemplates>
+</file>
+
+<file path=customXml/item3.xml><?xml version="1.0" encoding="utf-8"?>
+<p:properties xmlns:p="http://schemas.microsoft.com/office/2006/metadata/properties" xmlns:xsi="http://www.w3.org/2001/XMLSchema-instance" xmlns:pc="http://schemas.microsoft.com/office/infopath/2007/PartnerControls">
+  <documentManagement>
+    <TaxCatchAll xmlns="67a0edcd-0de5-43ed-8c27-e32f38a00c91" xsi:nil="true"/>
+    <lcf76f155ced4ddcb4097134ff3c332f xmlns="42760c81-fd8e-4d59-8953-7cdb9f38b14f">
+      <Terms xmlns="http://schemas.microsoft.com/office/infopath/2007/PartnerControls"/>
+    </lcf76f155ced4ddcb4097134ff3c332f>
+  </documentManagement>
+</p:properties>
+</file>
+
+<file path=customXml/item4.xml><?xml version="1.0" encoding="utf-8"?>
 <ct:contentTypeSchema xmlns:ct="http://schemas.microsoft.com/office/2006/metadata/contentType" xmlns:ma="http://schemas.microsoft.com/office/2006/metadata/properties/metaAttributes" ct:_="" ma:_="" ma:contentTypeName="Documento" ma:contentTypeID="0x01010005252A1EF3BD024F856B47B579AB5244" ma:contentTypeVersion="12" ma:contentTypeDescription="Crear nuevo documento." ma:contentTypeScope="" ma:versionID="32d0e18b85ac20c34eab62df21c0cf58">
   <xsd:schema xmlns:xsd="http://www.w3.org/2001/XMLSchema" xmlns:xs="http://www.w3.org/2001/XMLSchema" xmlns:p="http://schemas.microsoft.com/office/2006/metadata/properties" xmlns:ns2="42760c81-fd8e-4d59-8953-7cdb9f38b14f" xmlns:ns3="67a0edcd-0de5-43ed-8c27-e32f38a00c91" targetNamespace="http://schemas.microsoft.com/office/2006/metadata/properties" ma:root="true" ma:fieldsID="cc2c149e99f10870fd5bc3964e5386d3" ns2:_="" ns3:_="">
     <xsd:import namespace="42760c81-fd8e-4d59-8953-7cdb9f38b14f"/>
@@ -14935,26 +14931,6 @@
 </ct:contentTypeSchema>
 </file>
 
-<file path=customXml/item3.xml><?xml version="1.0" encoding="utf-8"?>
-<p:properties xmlns:p="http://schemas.microsoft.com/office/2006/metadata/properties" xmlns:xsi="http://www.w3.org/2001/XMLSchema-instance" xmlns:pc="http://schemas.microsoft.com/office/infopath/2007/PartnerControls">
-  <documentManagement>
-    <TaxCatchAll xmlns="67a0edcd-0de5-43ed-8c27-e32f38a00c91" xsi:nil="true"/>
-    <lcf76f155ced4ddcb4097134ff3c332f xmlns="42760c81-fd8e-4d59-8953-7cdb9f38b14f">
-      <Terms xmlns="http://schemas.microsoft.com/office/infopath/2007/PartnerControls"/>
-    </lcf76f155ced4ddcb4097134ff3c332f>
-  </documentManagement>
-</p:properties>
-</file>
-
-<file path=customXml/item4.xml><?xml version="1.0" encoding="utf-8"?>
-<?mso-contentType ?>
-<FormTemplates xmlns="http://schemas.microsoft.com/sharepoint/v3/contenttype/forms">
-  <Display>DocumentLibraryForm</Display>
-  <Edit>DocumentLibraryForm</Edit>
-  <New>DocumentLibraryForm</New>
-</FormTemplates>
-</file>
-
 <file path=customXml/itemProps1.xml><?xml version="1.0" encoding="utf-8"?>
 <ds:datastoreItem xmlns:ds="http://schemas.openxmlformats.org/officeDocument/2006/customXml" ds:itemID="{EAE431FD-7059-4C09-804B-C9D69EB7B213}">
   <ds:schemaRefs>
@@ -14964,7 +14940,11 @@
 </file>
 
 <file path=customXml/itemProps2.xml><?xml version="1.0" encoding="utf-8"?>
-<ds:datastoreItem xmlns:ds="http://schemas.openxmlformats.org/officeDocument/2006/customXml" ds:itemID="{19293539-86A9-4D21-917B-6080AFE57231}"/>
+<ds:datastoreItem xmlns:ds="http://schemas.openxmlformats.org/officeDocument/2006/customXml" ds:itemID="{10663269-2064-4804-8290-36D4A57F5557}">
+  <ds:schemaRefs>
+    <ds:schemaRef ds:uri="http://schemas.microsoft.com/sharepoint/v3/contenttype/forms"/>
+  </ds:schemaRefs>
+</ds:datastoreItem>
 </file>
 
 <file path=customXml/itemProps3.xml><?xml version="1.0" encoding="utf-8"?>
@@ -14972,16 +14952,27 @@
   <ds:schemaRefs>
     <ds:schemaRef ds:uri="http://schemas.microsoft.com/office/2006/metadata/properties"/>
     <ds:schemaRef ds:uri="http://schemas.microsoft.com/office/infopath/2007/PartnerControls"/>
-    <ds:schemaRef ds:uri="13c90a0b-73bc-4dc0-be5f-28d77b615beb"/>
-    <ds:schemaRef ds:uri="13c93bba-48ce-428c-bfe5-88b42c19b028"/>
+    <ds:schemaRef ds:uri="67a0edcd-0de5-43ed-8c27-e32f38a00c91"/>
+    <ds:schemaRef ds:uri="42760c81-fd8e-4d59-8953-7cdb9f38b14f"/>
   </ds:schemaRefs>
 </ds:datastoreItem>
 </file>
 
 <file path=customXml/itemProps4.xml><?xml version="1.0" encoding="utf-8"?>
-<ds:datastoreItem xmlns:ds="http://schemas.openxmlformats.org/officeDocument/2006/customXml" ds:itemID="{10663269-2064-4804-8290-36D4A57F5557}">
+<ds:datastoreItem xmlns:ds="http://schemas.openxmlformats.org/officeDocument/2006/customXml" ds:itemID="{19293539-86A9-4D21-917B-6080AFE57231}">
   <ds:schemaRefs>
-    <ds:schemaRef ds:uri="http://schemas.microsoft.com/sharepoint/v3/contenttype/forms"/>
+    <ds:schemaRef ds:uri="http://schemas.microsoft.com/office/2006/metadata/contentType"/>
+    <ds:schemaRef ds:uri="http://schemas.microsoft.com/office/2006/metadata/properties/metaAttributes"/>
+    <ds:schemaRef ds:uri="http://www.w3.org/2001/XMLSchema"/>
+    <ds:schemaRef ds:uri="http://schemas.microsoft.com/office/2006/metadata/properties"/>
+    <ds:schemaRef ds:uri="42760c81-fd8e-4d59-8953-7cdb9f38b14f"/>
+    <ds:schemaRef ds:uri="67a0edcd-0de5-43ed-8c27-e32f38a00c91"/>
+    <ds:schemaRef ds:uri="http://schemas.microsoft.com/office/2006/documentManagement/types"/>
+    <ds:schemaRef ds:uri="http://schemas.microsoft.com/office/infopath/2007/PartnerControls"/>
+    <ds:schemaRef ds:uri="http://schemas.openxmlformats.org/package/2006/metadata/core-properties"/>
+    <ds:schemaRef ds:uri="http://purl.org/dc/elements/1.1/"/>
+    <ds:schemaRef ds:uri="http://purl.org/dc/terms/"/>
+    <ds:schemaRef ds:uri="http://schemas.microsoft.com/internal/obd"/>
   </ds:schemaRefs>
 </ds:datastoreItem>
 </file>